--- a/pr-preview/pr-168/random-variables.docx
+++ b/pr-preview/pr-168/random-variables.docx
@@ -15,7 +15,7 @@
         <w:pStyle w:val="Date"/>
       </w:pPr>
       <w:r>
-        <w:t xml:space="preserve">Last modified: 2026-10-15 08:36:17 (PDT)</w:t>
+        <w:t xml:space="preserve">Last modified: 2026-10-15 13:37:30 (PDT)</w:t>
       </w:r>
     </w:p>
     <w:bookmarkStart w:id="25" w:name="sec-random-variables"/>
@@ -4714,7 +4714,7 @@
     </w:p>
     <w:bookmarkEnd w:id="24"/>
     <w:bookmarkEnd w:id="25"/>
-    <w:bookmarkStart w:id="107" w:name="X07e058d1329d8fa48179146f153d016c4f9ff9a"/>
+    <w:bookmarkStart w:id="111" w:name="X07e058d1329d8fa48179146f153d016c4f9ff9a"/>
     <w:p>
       <w:pPr>
         <w:pStyle w:val="Heading2"/>
@@ -12284,22 +12284,29 @@
         </m:oMathParaPr>
         <m:oMath>
           <m:r>
+            <m:rPr>
+              <m:sty m:val="p"/>
+            </m:rPr>
             <m:t>F</m:t>
           </m:r>
           <m:r>
-            <m:rPr>
-              <m:sty m:val="p"/>
-            </m:rPr>
-            <m:t>(</m:t>
+            <m:t>​</m:t>
           </m:r>
+          <m:d>
+            <m:dPr>
+              <m:begChr m:val="("/>
+              <m:sepChr m:val=""/>
+              <m:endChr m:val=")"/>
+              <m:grow/>
+            </m:dPr>
+            <m:e>
+              <m:r>
+                <m:t>t</m:t>
+              </m:r>
+            </m:e>
+          </m:d>
           <m:r>
-            <m:t>t</m:t>
-          </m:r>
-          <m:r>
-            <m:rPr>
-              <m:sty m:val="p"/>
-            </m:rPr>
-            <m:t>)</m:t>
+            <m:t>​</m:t>
           </m:r>
           <m:limUpp>
             <m:e>
@@ -12493,22 +12500,29 @@
         </m:oMathParaPr>
         <m:oMath>
           <m:r>
+            <m:rPr>
+              <m:sty m:val="p"/>
+            </m:rPr>
             <m:t>F</m:t>
           </m:r>
           <m:r>
-            <m:rPr>
-              <m:sty m:val="p"/>
-            </m:rPr>
-            <m:t>(</m:t>
+            <m:t>​</m:t>
           </m:r>
+          <m:d>
+            <m:dPr>
+              <m:begChr m:val="("/>
+              <m:sepChr m:val=""/>
+              <m:endChr m:val=")"/>
+              <m:grow/>
+            </m:dPr>
+            <m:e>
+              <m:r>
+                <m:t>t</m:t>
+              </m:r>
+            </m:e>
+          </m:d>
           <m:r>
-            <m:t>t</m:t>
-          </m:r>
-          <m:r>
-            <m:rPr>
-              <m:sty m:val="p"/>
-            </m:rPr>
-            <m:t>)</m:t>
+            <m:t>​</m:t>
           </m:r>
           <m:r>
             <m:rPr>
@@ -12734,6 +12748,9 @@
       </w:r>
       <m:oMath>
         <m:r>
+          <m:rPr>
+            <m:sty m:val="p"/>
+          </m:rPr>
           <m:t>F</m:t>
         </m:r>
       </m:oMath>
@@ -12807,22 +12824,29 @@
             </m:lim>
           </m:limLow>
           <m:r>
+            <m:rPr>
+              <m:sty m:val="p"/>
+            </m:rPr>
             <m:t>F</m:t>
           </m:r>
           <m:r>
-            <m:rPr>
-              <m:sty m:val="p"/>
-            </m:rPr>
-            <m:t>(</m:t>
+            <m:t>​</m:t>
           </m:r>
+          <m:d>
+            <m:dPr>
+              <m:begChr m:val="("/>
+              <m:sepChr m:val=""/>
+              <m:endChr m:val=")"/>
+              <m:grow/>
+            </m:dPr>
+            <m:e>
+              <m:r>
+                <m:t>t</m:t>
+              </m:r>
+            </m:e>
+          </m:d>
           <m:r>
-            <m:t>t</m:t>
-          </m:r>
-          <m:r>
-            <m:rPr>
-              <m:sty m:val="p"/>
-            </m:rPr>
-            <m:t>)</m:t>
+            <m:t>​</m:t>
           </m:r>
           <m:r>
             <m:rPr>
@@ -12870,22 +12894,29 @@
             </m:lim>
           </m:limLow>
           <m:r>
+            <m:rPr>
+              <m:sty m:val="p"/>
+            </m:rPr>
             <m:t>F</m:t>
           </m:r>
           <m:r>
-            <m:rPr>
-              <m:sty m:val="p"/>
-            </m:rPr>
-            <m:t>(</m:t>
+            <m:t>​</m:t>
           </m:r>
+          <m:d>
+            <m:dPr>
+              <m:begChr m:val="("/>
+              <m:sepChr m:val=""/>
+              <m:endChr m:val=")"/>
+              <m:grow/>
+            </m:dPr>
+            <m:e>
+              <m:r>
+                <m:t>t</m:t>
+              </m:r>
+            </m:e>
+          </m:d>
           <m:r>
-            <m:t>t</m:t>
-          </m:r>
-          <m:r>
-            <m:rPr>
-              <m:sty m:val="p"/>
-            </m:rPr>
-            <m:t>)</m:t>
+            <m:t>​</m:t>
           </m:r>
           <m:r>
             <m:rPr>
@@ -13094,22 +13125,29 @@
           <m:eqArr>
             <m:e>
               <m:r>
+                <m:rPr>
+                  <m:sty m:val="p"/>
+                </m:rPr>
                 <m:t>F</m:t>
               </m:r>
               <m:r>
-                <m:rPr>
-                  <m:sty m:val="p"/>
-                </m:rPr>
-                <m:t>(</m:t>
-              </m:r>
-              <m:r>
-                <m:t>t</m:t>
-              </m:r>
-              <m:r>
-                <m:rPr>
-                  <m:sty m:val="p"/>
-                </m:rPr>
-                <m:t>)</m:t>
+                <m:t>​</m:t>
+              </m:r>
+              <m:d>
+                <m:dPr>
+                  <m:begChr m:val="("/>
+                  <m:sepChr m:val=""/>
+                  <m:endChr m:val=")"/>
+                  <m:grow/>
+                </m:dPr>
+                <m:e>
+                  <m:r>
+                    <m:t>t</m:t>
+                  </m:r>
+                </m:e>
+              </m:d>
+              <m:r>
+                <m:t>​</m:t>
               </m:r>
               <m:r>
                 <m:t>&amp;</m:t>
@@ -13274,22 +13312,29 @@
                 <m:t>=</m:t>
               </m:r>
               <m:r>
+                <m:rPr>
+                  <m:sty m:val="p"/>
+                </m:rPr>
                 <m:t>F</m:t>
               </m:r>
               <m:r>
-                <m:rPr>
-                  <m:sty m:val="p"/>
-                </m:rPr>
-                <m:t>(</m:t>
-              </m:r>
-              <m:r>
-                <m:t>s</m:t>
-              </m:r>
-              <m:r>
-                <m:rPr>
-                  <m:sty m:val="p"/>
-                </m:rPr>
-                <m:t>)</m:t>
+                <m:t>​</m:t>
+              </m:r>
+              <m:d>
+                <m:dPr>
+                  <m:begChr m:val="("/>
+                  <m:sepChr m:val=""/>
+                  <m:endChr m:val=")"/>
+                  <m:grow/>
+                </m:dPr>
+                <m:e>
+                  <m:r>
+                    <m:t>s</m:t>
+                  </m:r>
+                </m:e>
+              </m:d>
+              <m:r>
+                <m:t>​</m:t>
               </m:r>
               <m:r>
                 <m:t>&amp;</m:t>
@@ -13587,28 +13632,35 @@
       </w:r>
       <m:oMath>
         <m:r>
+          <m:rPr>
+            <m:sty m:val="p"/>
+          </m:rPr>
           <m:t>F</m:t>
         </m:r>
         <m:r>
-          <m:rPr>
-            <m:sty m:val="p"/>
-          </m:rPr>
-          <m:t>(</m:t>
-        </m:r>
-        <m:r>
-          <m:rPr>
-            <m:sty m:val="p"/>
-          </m:rPr>
-          <m:t>−</m:t>
-        </m:r>
-        <m:r>
-          <m:t>n</m:t>
-        </m:r>
-        <m:r>
-          <m:rPr>
-            <m:sty m:val="p"/>
-          </m:rPr>
-          <m:t>)</m:t>
+          <m:t>​</m:t>
+        </m:r>
+        <m:d>
+          <m:dPr>
+            <m:begChr m:val="("/>
+            <m:sepChr m:val=""/>
+            <m:endChr m:val=")"/>
+            <m:grow/>
+          </m:dPr>
+          <m:e>
+            <m:r>
+              <m:rPr>
+                <m:sty m:val="p"/>
+              </m:rPr>
+              <m:t>−</m:t>
+            </m:r>
+            <m:r>
+              <m:t>n</m:t>
+            </m:r>
+          </m:e>
+        </m:d>
+        <m:r>
+          <m:t>​</m:t>
         </m:r>
         <m:r>
           <m:rPr>
@@ -13705,22 +13757,29 @@
           <m:t>≤</m:t>
         </m:r>
         <m:r>
+          <m:rPr>
+            <m:sty m:val="p"/>
+          </m:rPr>
           <m:t>F</m:t>
         </m:r>
         <m:r>
-          <m:rPr>
-            <m:sty m:val="p"/>
-          </m:rPr>
-          <m:t>(</m:t>
-        </m:r>
-        <m:r>
-          <m:t>t</m:t>
-        </m:r>
-        <m:r>
-          <m:rPr>
-            <m:sty m:val="p"/>
-          </m:rPr>
-          <m:t>)</m:t>
+          <m:t>​</m:t>
+        </m:r>
+        <m:d>
+          <m:dPr>
+            <m:begChr m:val="("/>
+            <m:sepChr m:val=""/>
+            <m:endChr m:val=")"/>
+            <m:grow/>
+          </m:dPr>
+          <m:e>
+            <m:r>
+              <m:t>t</m:t>
+            </m:r>
+          </m:e>
+        </m:d>
+        <m:r>
+          <m:t>​</m:t>
         </m:r>
         <m:r>
           <m:rPr>
@@ -13729,28 +13788,35 @@
           <m:t>≤</m:t>
         </m:r>
         <m:r>
+          <m:rPr>
+            <m:sty m:val="p"/>
+          </m:rPr>
           <m:t>F</m:t>
         </m:r>
         <m:r>
-          <m:rPr>
-            <m:sty m:val="p"/>
-          </m:rPr>
-          <m:t>(</m:t>
-        </m:r>
-        <m:r>
-          <m:rPr>
-            <m:sty m:val="p"/>
-          </m:rPr>
-          <m:t>−</m:t>
-        </m:r>
-        <m:r>
-          <m:t>n</m:t>
-        </m:r>
-        <m:r>
-          <m:rPr>
-            <m:sty m:val="p"/>
-          </m:rPr>
-          <m:t>)</m:t>
+          <m:t>​</m:t>
+        </m:r>
+        <m:d>
+          <m:dPr>
+            <m:begChr m:val="("/>
+            <m:sepChr m:val=""/>
+            <m:endChr m:val=")"/>
+            <m:grow/>
+          </m:dPr>
+          <m:e>
+            <m:r>
+              <m:rPr>
+                <m:sty m:val="p"/>
+              </m:rPr>
+              <m:t>−</m:t>
+            </m:r>
+            <m:r>
+              <m:t>n</m:t>
+            </m:r>
+          </m:e>
+        </m:d>
+        <m:r>
+          <m:t>​</m:t>
         </m:r>
       </m:oMath>
       <w:r>
@@ -13761,6 +13827,9 @@
       </w:r>
       <m:oMath>
         <m:r>
+          <m:rPr>
+            <m:sty m:val="p"/>
+          </m:rPr>
           <m:t>F</m:t>
         </m:r>
       </m:oMath>
@@ -13781,22 +13850,29 @@
       </w:r>
       <m:oMath>
         <m:r>
+          <m:rPr>
+            <m:sty m:val="p"/>
+          </m:rPr>
           <m:t>F</m:t>
         </m:r>
         <m:r>
-          <m:rPr>
-            <m:sty m:val="p"/>
-          </m:rPr>
-          <m:t>(</m:t>
-        </m:r>
-        <m:r>
-          <m:t>t</m:t>
-        </m:r>
-        <m:r>
-          <m:rPr>
-            <m:sty m:val="p"/>
-          </m:rPr>
-          <m:t>)</m:t>
+          <m:t>​</m:t>
+        </m:r>
+        <m:d>
+          <m:dPr>
+            <m:begChr m:val="("/>
+            <m:sepChr m:val=""/>
+            <m:endChr m:val=")"/>
+            <m:grow/>
+          </m:dPr>
+          <m:e>
+            <m:r>
+              <m:t>t</m:t>
+            </m:r>
+          </m:e>
+        </m:d>
+        <m:r>
+          <m:t>​</m:t>
         </m:r>
         <m:r>
           <m:rPr>
@@ -14121,22 +14197,29 @@
           <m:eqArr>
             <m:e>
               <m:r>
+                <m:rPr>
+                  <m:sty m:val="p"/>
+                </m:rPr>
                 <m:t>F</m:t>
               </m:r>
               <m:r>
-                <m:rPr>
-                  <m:sty m:val="p"/>
-                </m:rPr>
-                <m:t>(</m:t>
-              </m:r>
-              <m:r>
-                <m:t>n</m:t>
-              </m:r>
-              <m:r>
-                <m:rPr>
-                  <m:sty m:val="p"/>
-                </m:rPr>
-                <m:t>)</m:t>
+                <m:t>​</m:t>
+              </m:r>
+              <m:d>
+                <m:dPr>
+                  <m:begChr m:val="("/>
+                  <m:sepChr m:val=""/>
+                  <m:endChr m:val=")"/>
+                  <m:grow/>
+                </m:dPr>
+                <m:e>
+                  <m:r>
+                    <m:t>n</m:t>
+                  </m:r>
+                </m:e>
+              </m:d>
+              <m:r>
+                <m:t>​</m:t>
               </m:r>
               <m:r>
                 <m:t>&amp;</m:t>
@@ -14318,22 +14401,29 @@
       </w:r>
       <m:oMath>
         <m:r>
+          <m:rPr>
+            <m:sty m:val="p"/>
+          </m:rPr>
           <m:t>F</m:t>
         </m:r>
         <m:r>
-          <m:rPr>
-            <m:sty m:val="p"/>
-          </m:rPr>
-          <m:t>(</m:t>
-        </m:r>
-        <m:r>
-          <m:t>n</m:t>
-        </m:r>
-        <m:r>
-          <m:rPr>
-            <m:sty m:val="p"/>
-          </m:rPr>
-          <m:t>)</m:t>
+          <m:t>​</m:t>
+        </m:r>
+        <m:d>
+          <m:dPr>
+            <m:begChr m:val="("/>
+            <m:sepChr m:val=""/>
+            <m:endChr m:val=")"/>
+            <m:grow/>
+          </m:dPr>
+          <m:e>
+            <m:r>
+              <m:t>n</m:t>
+            </m:r>
+          </m:e>
+        </m:d>
+        <m:r>
+          <m:t>​</m:t>
         </m:r>
         <m:r>
           <m:rPr>
@@ -14342,22 +14432,29 @@
           <m:t>≤</m:t>
         </m:r>
         <m:r>
+          <m:rPr>
+            <m:sty m:val="p"/>
+          </m:rPr>
           <m:t>F</m:t>
         </m:r>
         <m:r>
-          <m:rPr>
-            <m:sty m:val="p"/>
-          </m:rPr>
-          <m:t>(</m:t>
-        </m:r>
-        <m:r>
-          <m:t>t</m:t>
-        </m:r>
-        <m:r>
-          <m:rPr>
-            <m:sty m:val="p"/>
-          </m:rPr>
-          <m:t>)</m:t>
+          <m:t>​</m:t>
+        </m:r>
+        <m:d>
+          <m:dPr>
+            <m:begChr m:val="("/>
+            <m:sepChr m:val=""/>
+            <m:endChr m:val=")"/>
+            <m:grow/>
+          </m:dPr>
+          <m:e>
+            <m:r>
+              <m:t>t</m:t>
+            </m:r>
+          </m:e>
+        </m:d>
+        <m:r>
+          <m:t>​</m:t>
         </m:r>
         <m:r>
           <m:rPr>
@@ -14377,6 +14474,9 @@
       </w:r>
       <m:oMath>
         <m:r>
+          <m:rPr>
+            <m:sty m:val="p"/>
+          </m:rPr>
           <m:t>F</m:t>
         </m:r>
       </m:oMath>
@@ -14397,22 +14497,29 @@
       </w:r>
       <m:oMath>
         <m:r>
+          <m:rPr>
+            <m:sty m:val="p"/>
+          </m:rPr>
           <m:t>F</m:t>
         </m:r>
         <m:r>
-          <m:rPr>
-            <m:sty m:val="p"/>
-          </m:rPr>
-          <m:t>(</m:t>
-        </m:r>
-        <m:r>
-          <m:t>t</m:t>
-        </m:r>
-        <m:r>
-          <m:rPr>
-            <m:sty m:val="p"/>
-          </m:rPr>
-          <m:t>)</m:t>
+          <m:t>​</m:t>
+        </m:r>
+        <m:d>
+          <m:dPr>
+            <m:begChr m:val="("/>
+            <m:sepChr m:val=""/>
+            <m:endChr m:val=")"/>
+            <m:grow/>
+          </m:dPr>
+          <m:e>
+            <m:r>
+              <m:t>t</m:t>
+            </m:r>
+          </m:e>
+        </m:d>
+        <m:r>
+          <m:t>​</m:t>
         </m:r>
         <m:r>
           <m:rPr>
@@ -14741,6 +14848,9 @@
       </w:r>
       <m:oMath>
         <m:r>
+          <m:rPr>
+            <m:sty m:val="p"/>
+          </m:rPr>
           <m:t>F</m:t>
         </m:r>
       </m:oMath>
@@ -14774,6 +14884,9 @@
       </w:r>
       <m:oMath>
         <m:r>
+          <m:rPr>
+            <m:sty m:val="p"/>
+          </m:rPr>
           <m:t>F</m:t>
         </m:r>
       </m:oMath>
@@ -14797,22 +14910,29 @@
         </m:oMathParaPr>
         <m:oMath>
           <m:r>
+            <m:rPr>
+              <m:sty m:val="p"/>
+            </m:rPr>
             <m:t>Q</m:t>
           </m:r>
           <m:r>
-            <m:rPr>
-              <m:sty m:val="p"/>
-            </m:rPr>
-            <m:t>(</m:t>
+            <m:t>​</m:t>
           </m:r>
+          <m:d>
+            <m:dPr>
+              <m:begChr m:val="("/>
+              <m:sepChr m:val=""/>
+              <m:endChr m:val=")"/>
+              <m:grow/>
+            </m:dPr>
+            <m:e>
+              <m:r>
+                <m:t>p</m:t>
+              </m:r>
+            </m:e>
+          </m:d>
           <m:r>
-            <m:t>p</m:t>
-          </m:r>
-          <m:r>
-            <m:rPr>
-              <m:sty m:val="p"/>
-            </m:rPr>
-            <m:t>)</m:t>
+            <m:t>​</m:t>
           </m:r>
           <m:limUpp>
             <m:e>
@@ -14840,52 +14960,63 @@
             <m:t>inf</m:t>
           </m:r>
           <m:r>
-            <m:rPr>
-              <m:sty m:val="p"/>
-            </m:rPr>
-            <m:t>{</m:t>
+            <m:t>​</m:t>
           </m:r>
+          <m:d>
+            <m:dPr>
+              <m:begChr m:val="{"/>
+              <m:sepChr m:val=""/>
+              <m:endChr m:val="}"/>
+              <m:grow/>
+            </m:dPr>
+            <m:e>
+              <m:r>
+                <m:t>t</m:t>
+              </m:r>
+              <m:r>
+                <m:rPr>
+                  <m:sty m:val="p"/>
+                </m:rPr>
+                <m:t>:</m:t>
+              </m:r>
+              <m:r>
+                <m:rPr>
+                  <m:sty m:val="p"/>
+                </m:rPr>
+                <m:t>F</m:t>
+              </m:r>
+              <m:r>
+                <m:t>​</m:t>
+              </m:r>
+              <m:d>
+                <m:dPr>
+                  <m:begChr m:val="("/>
+                  <m:sepChr m:val=""/>
+                  <m:endChr m:val=")"/>
+                  <m:grow/>
+                </m:dPr>
+                <m:e>
+                  <m:r>
+                    <m:t>t</m:t>
+                  </m:r>
+                </m:e>
+              </m:d>
+              <m:r>
+                <m:t>​</m:t>
+              </m:r>
+              <m:r>
+                <m:rPr>
+                  <m:sty m:val="p"/>
+                </m:rPr>
+                <m:t>≥</m:t>
+              </m:r>
+              <m:r>
+                <m:t>p</m:t>
+              </m:r>
+            </m:e>
+          </m:d>
           <m:r>
-            <m:t>t</m:t>
-          </m:r>
-          <m:r>
-            <m:rPr>
-              <m:sty m:val="p"/>
-            </m:rPr>
-            <m:t>:</m:t>
-          </m:r>
-          <m:r>
-            <m:t>F</m:t>
-          </m:r>
-          <m:r>
-            <m:rPr>
-              <m:sty m:val="p"/>
-            </m:rPr>
-            <m:t>(</m:t>
-          </m:r>
-          <m:r>
-            <m:t>t</m:t>
-          </m:r>
-          <m:r>
-            <m:rPr>
-              <m:sty m:val="p"/>
-            </m:rPr>
-            <m:t>)</m:t>
-          </m:r>
-          <m:r>
-            <m:rPr>
-              <m:sty m:val="p"/>
-            </m:rPr>
-            <m:t>≥</m:t>
-          </m:r>
-          <m:r>
-            <m:t>p</m:t>
-          </m:r>
-          <m:r>
-            <m:rPr>
-              <m:sty m:val="p"/>
-            </m:rPr>
-            <m:t>}</m:t>
+            <m:t>​</m:t>
           </m:r>
           <m:r>
             <m:rPr>
@@ -14897,25 +15028,37 @@
             <m:t> </m:t>
           </m:r>
           <m:r>
+            <m:t>p</m:t>
+          </m:r>
+          <m:r>
+            <m:rPr>
+              <m:sty m:val="p"/>
+            </m:rPr>
+            <m:t>∈</m:t>
+          </m:r>
+          <m:r>
+            <m:rPr>
+              <m:sty m:val="p"/>
+            </m:rPr>
+            <m:t>(</m:t>
+          </m:r>
+          <m:r>
             <m:t>0</m:t>
           </m:r>
           <m:r>
             <m:rPr>
               <m:sty m:val="p"/>
             </m:rPr>
-            <m:t>&lt;</m:t>
+            <m:t>,</m:t>
           </m:r>
           <m:r>
-            <m:t>p</m:t>
+            <m:t>1</m:t>
           </m:r>
           <m:r>
             <m:rPr>
               <m:sty m:val="p"/>
             </m:rPr>
-            <m:t>&lt;</m:t>
-          </m:r>
-          <m:r>
-            <m:t>1</m:t>
+            <m:t>)</m:t>
           </m:r>
           <m:r>
             <m:rPr>
@@ -14949,14 +15092,91 @@
       </w:r>
       <m:oMath>
         <m:r>
+          <m:t>p</m:t>
+        </m:r>
+        <m:r>
+          <m:rPr>
+            <m:sty m:val="p"/>
+          </m:rPr>
+          <m:t>∈</m:t>
+        </m:r>
+        <m:r>
+          <m:rPr>
+            <m:sty m:val="p"/>
+          </m:rPr>
+          <m:t>(</m:t>
+        </m:r>
+        <m:r>
           <m:t>0</m:t>
         </m:r>
         <m:r>
           <m:rPr>
             <m:sty m:val="p"/>
           </m:rPr>
-          <m:t>&lt;</m:t>
-        </m:r>
+          <m:t>,</m:t>
+        </m:r>
+        <m:r>
+          <m:t>1</m:t>
+        </m:r>
+        <m:r>
+          <m:rPr>
+            <m:sty m:val="p"/>
+          </m:rPr>
+          <m:t>)</m:t>
+        </m:r>
+      </m:oMath>
+      <w:r>
+        <w:t xml:space="preserve"> </w:t>
+      </w:r>
+      <w:r>
+        <w:t xml:space="preserve">keeps</w:t>
+      </w:r>
+      <w:r>
+        <w:t xml:space="preserve"> </w:t>
+      </w:r>
+      <m:oMath>
+        <m:r>
+          <m:rPr>
+            <m:sty m:val="p"/>
+          </m:rPr>
+          <m:t>Q</m:t>
+        </m:r>
+        <m:r>
+          <m:t>​</m:t>
+        </m:r>
+        <m:d>
+          <m:dPr>
+            <m:begChr m:val="("/>
+            <m:sepChr m:val=""/>
+            <m:endChr m:val=")"/>
+            <m:grow/>
+          </m:dPr>
+          <m:e>
+            <m:r>
+              <m:t>p</m:t>
+            </m:r>
+          </m:e>
+        </m:d>
+        <m:r>
+          <m:t>​</m:t>
+        </m:r>
+      </m:oMath>
+      <w:r>
+        <w:t xml:space="preserve"> </w:t>
+      </w:r>
+      <w:r>
+        <w:t xml:space="preserve">finite:</w:t>
+      </w:r>
+      <w:r>
+        <w:t xml:space="preserve"> </w:t>
+      </w:r>
+      <w:r>
+        <w:t xml:space="preserve">for</w:t>
+      </w:r>
+      <w:r>
+        <w:t xml:space="preserve"> </w:t>
+      </w:r>
+      <m:oMath>
         <m:r>
           <m:t>p</m:t>
         </m:r>
@@ -14964,71 +15184,13 @@
           <m:rPr>
             <m:sty m:val="p"/>
           </m:rPr>
-          <m:t>&lt;</m:t>
+          <m:t>=</m:t>
         </m:r>
         <m:r>
           <m:t>1</m:t>
         </m:r>
       </m:oMath>
       <w:r>
-        <w:t xml:space="preserve"> </w:t>
-      </w:r>
-      <w:r>
-        <w:t xml:space="preserve">keeps</w:t>
-      </w:r>
-      <w:r>
-        <w:t xml:space="preserve"> </w:t>
-      </w:r>
-      <m:oMath>
-        <m:r>
-          <m:t>Q</m:t>
-        </m:r>
-        <m:r>
-          <m:rPr>
-            <m:sty m:val="p"/>
-          </m:rPr>
-          <m:t>(</m:t>
-        </m:r>
-        <m:r>
-          <m:t>p</m:t>
-        </m:r>
-        <m:r>
-          <m:rPr>
-            <m:sty m:val="p"/>
-          </m:rPr>
-          <m:t>)</m:t>
-        </m:r>
-      </m:oMath>
-      <w:r>
-        <w:t xml:space="preserve"> </w:t>
-      </w:r>
-      <w:r>
-        <w:t xml:space="preserve">finite:</w:t>
-      </w:r>
-      <w:r>
-        <w:t xml:space="preserve"> </w:t>
-      </w:r>
-      <w:r>
-        <w:t xml:space="preserve">for</w:t>
-      </w:r>
-      <w:r>
-        <w:t xml:space="preserve"> </w:t>
-      </w:r>
-      <m:oMath>
-        <m:r>
-          <m:t>p</m:t>
-        </m:r>
-        <m:r>
-          <m:rPr>
-            <m:sty m:val="p"/>
-          </m:rPr>
-          <m:t>=</m:t>
-        </m:r>
-        <m:r>
-          <m:t>1</m:t>
-        </m:r>
-      </m:oMath>
-      <w:r>
         <w:t xml:space="preserve">, the set</w:t>
       </w:r>
       <w:r>
@@ -15036,81 +15198,99 @@
       </w:r>
       <m:oMath>
         <m:r>
-          <m:rPr>
-            <m:sty m:val="p"/>
-          </m:rPr>
-          <m:t>{</m:t>
-        </m:r>
-        <m:r>
-          <m:t>t</m:t>
-        </m:r>
-        <m:r>
-          <m:rPr>
-            <m:sty m:val="p"/>
-          </m:rPr>
-          <m:t>:</m:t>
-        </m:r>
-        <m:r>
+          <m:t>​</m:t>
+        </m:r>
+        <m:d>
+          <m:dPr>
+            <m:begChr m:val="{"/>
+            <m:sepChr m:val=""/>
+            <m:endChr m:val="}"/>
+            <m:grow/>
+          </m:dPr>
+          <m:e>
+            <m:r>
+              <m:t>t</m:t>
+            </m:r>
+            <m:r>
+              <m:rPr>
+                <m:sty m:val="p"/>
+              </m:rPr>
+              <m:t>:</m:t>
+            </m:r>
+            <m:r>
+              <m:rPr>
+                <m:sty m:val="p"/>
+              </m:rPr>
+              <m:t>F</m:t>
+            </m:r>
+            <m:r>
+              <m:t>​</m:t>
+            </m:r>
+            <m:d>
+              <m:dPr>
+                <m:begChr m:val="("/>
+                <m:sepChr m:val=""/>
+                <m:endChr m:val=")"/>
+                <m:grow/>
+              </m:dPr>
+              <m:e>
+                <m:r>
+                  <m:t>t</m:t>
+                </m:r>
+              </m:e>
+            </m:d>
+            <m:r>
+              <m:t>​</m:t>
+            </m:r>
+            <m:r>
+              <m:rPr>
+                <m:sty m:val="p"/>
+              </m:rPr>
+              <m:t>≥</m:t>
+            </m:r>
+            <m:r>
+              <m:t>1</m:t>
+            </m:r>
+          </m:e>
+        </m:d>
+        <m:r>
+          <m:t>​</m:t>
+        </m:r>
+      </m:oMath>
+      <w:r>
+        <w:t xml:space="preserve"> </w:t>
+      </w:r>
+      <w:r>
+        <w:t xml:space="preserve">is empty whenever</w:t>
+      </w:r>
+      <w:r>
+        <w:t xml:space="preserve"> </w:t>
+      </w:r>
+      <m:oMath>
+        <m:r>
+          <m:rPr>
+            <m:sty m:val="p"/>
+          </m:rPr>
           <m:t>F</m:t>
         </m:r>
         <m:r>
-          <m:rPr>
-            <m:sty m:val="p"/>
-          </m:rPr>
-          <m:t>(</m:t>
-        </m:r>
-        <m:r>
-          <m:t>t</m:t>
-        </m:r>
-        <m:r>
-          <m:rPr>
-            <m:sty m:val="p"/>
-          </m:rPr>
-          <m:t>)</m:t>
-        </m:r>
-        <m:r>
-          <m:rPr>
-            <m:sty m:val="p"/>
-          </m:rPr>
-          <m:t>≥</m:t>
-        </m:r>
-        <m:r>
-          <m:t>1</m:t>
-        </m:r>
-        <m:r>
-          <m:rPr>
-            <m:sty m:val="p"/>
-          </m:rPr>
-          <m:t>}</m:t>
-        </m:r>
-      </m:oMath>
-      <w:r>
-        <w:t xml:space="preserve"> </w:t>
-      </w:r>
-      <w:r>
-        <w:t xml:space="preserve">is empty whenever</w:t>
-      </w:r>
-      <w:r>
-        <w:t xml:space="preserve"> </w:t>
-      </w:r>
-      <m:oMath>
-        <m:r>
-          <m:t>F</m:t>
-        </m:r>
-        <m:r>
-          <m:rPr>
-            <m:sty m:val="p"/>
-          </m:rPr>
-          <m:t>(</m:t>
-        </m:r>
-        <m:r>
-          <m:t>t</m:t>
-        </m:r>
-        <m:r>
-          <m:rPr>
-            <m:sty m:val="p"/>
-          </m:rPr>
-          <m:t>)</m:t>
+          <m:t>​</m:t>
+        </m:r>
+        <m:d>
+          <m:dPr>
+            <m:begChr m:val="("/>
+            <m:sepChr m:val=""/>
+            <m:endChr m:val=")"/>
+            <m:grow/>
+          </m:dPr>
+          <m:e>
+            <m:r>
+              <m:t>t</m:t>
+            </m:r>
+          </m:e>
+        </m:d>
+        <m:r>
+          <m:t>​</m:t>
         </m:r>
         <m:r>
           <m:rPr>
@@ -15217,14 +15397,50 @@
       </w:r>
       <m:oMath>
         <m:r>
+          <m:rPr>
+            <m:sty m:val="p"/>
+          </m:rPr>
           <m:t>F</m:t>
         </m:r>
         <m:r>
-          <m:rPr>
-            <m:sty m:val="p"/>
-          </m:rPr>
-          <m:t>(</m:t>
-        </m:r>
+          <m:t>​</m:t>
+        </m:r>
+        <m:d>
+          <m:dPr>
+            <m:begChr m:val="("/>
+            <m:sepChr m:val=""/>
+            <m:endChr m:val=")"/>
+            <m:grow/>
+          </m:dPr>
+          <m:e>
+            <m:r>
+              <m:t>t</m:t>
+            </m:r>
+          </m:e>
+        </m:d>
+        <m:r>
+          <m:t>​</m:t>
+        </m:r>
+        <m:r>
+          <m:rPr>
+            <m:sty m:val="p"/>
+          </m:rPr>
+          <m:t>≥</m:t>
+        </m:r>
+        <m:r>
+          <m:t>0.5</m:t>
+        </m:r>
+      </m:oMath>
+      <w:r>
+        <w:t xml:space="preserve"> </w:t>
+      </w:r>
+      <w:r>
+        <w:t xml:space="preserve">first holds at</w:t>
+      </w:r>
+      <w:r>
+        <w:t xml:space="preserve"> </w:t>
+      </w:r>
+      <m:oMath>
         <m:r>
           <m:t>t</m:t>
         </m:r>
@@ -15232,35 +15448,6 @@
           <m:rPr>
             <m:sty m:val="p"/>
           </m:rPr>
-          <m:t>)</m:t>
-        </m:r>
-        <m:r>
-          <m:rPr>
-            <m:sty m:val="p"/>
-          </m:rPr>
-          <m:t>≥</m:t>
-        </m:r>
-        <m:r>
-          <m:t>0.5</m:t>
-        </m:r>
-      </m:oMath>
-      <w:r>
-        <w:t xml:space="preserve"> </w:t>
-      </w:r>
-      <w:r>
-        <w:t xml:space="preserve">first holds at</w:t>
-      </w:r>
-      <w:r>
-        <w:t xml:space="preserve"> </w:t>
-      </w:r>
-      <m:oMath>
-        <m:r>
-          <m:t>t</m:t>
-        </m:r>
-        <m:r>
-          <m:rPr>
-            <m:sty m:val="p"/>
-          </m:rPr>
           <m:t>=</m:t>
         </m:r>
         <m:r>
@@ -15281,22 +15468,29 @@
       </w:r>
       <m:oMath>
         <m:r>
+          <m:rPr>
+            <m:sty m:val="p"/>
+          </m:rPr>
           <m:t>Q</m:t>
         </m:r>
         <m:r>
-          <m:rPr>
-            <m:sty m:val="p"/>
-          </m:rPr>
-          <m:t>(</m:t>
-        </m:r>
-        <m:r>
-          <m:t>0.5</m:t>
-        </m:r>
-        <m:r>
-          <m:rPr>
-            <m:sty m:val="p"/>
-          </m:rPr>
-          <m:t>)</m:t>
+          <m:t>​</m:t>
+        </m:r>
+        <m:d>
+          <m:dPr>
+            <m:begChr m:val="("/>
+            <m:sepChr m:val=""/>
+            <m:endChr m:val=")"/>
+            <m:grow/>
+          </m:dPr>
+          <m:e>
+            <m:r>
+              <m:t>0.5</m:t>
+            </m:r>
+          </m:e>
+        </m:d>
+        <m:r>
+          <m:t>​</m:t>
         </m:r>
         <m:r>
           <m:rPr>
@@ -15313,7 +15507,168 @@
       </w:r>
     </w:p>
     <w:bookmarkEnd w:id="60"/>
-    <w:bookmarkStart w:id="61" w:name="thm-density-vs-CDF"/>
+    <w:p>
+      <w:pPr>
+        <w:pStyle w:val="BodyText"/>
+      </w:pPr>
+      <w:r>
+        <w:rPr>
+          <w:i/>
+          <w:iCs/>
+        </w:rPr>
+        <w:t xml:space="preserve">Remark</w:t>
+      </w:r>
+      <w:r>
+        <w:t xml:space="preserve">. </w:t>
+      </w:r>
+      <w:hyperlink w:anchor="fig-pmf-cdf-quantile">
+        <w:r>
+          <w:rPr>
+            <w:rStyle w:val="Hyperlink"/>
+          </w:rPr>
+          <w:t xml:space="preserve">Figure 1</w:t>
+        </w:r>
+      </w:hyperlink>
+      <w:r>
+        <w:t xml:space="preserve"> </w:t>
+      </w:r>
+      <w:r>
+        <w:t xml:space="preserve">shows the mass function, CDF and quantile function</w:t>
+      </w:r>
+      <w:r>
+        <w:t xml:space="preserve"> </w:t>
+      </w:r>
+      <w:r>
+        <w:t xml:space="preserve">of the number of heads in two fair coin flips (top row),</w:t>
+      </w:r>
+      <w:r>
+        <w:t xml:space="preserve"> </w:t>
+      </w:r>
+      <w:r>
+        <w:t xml:space="preserve">beside the density, CDF and quantile function of a standard normal variable (bottom row).</w:t>
+      </w:r>
+    </w:p>
+    <w:tbl>
+      <w:tblPr>
+        <w:tblStyle w:val="Table"/>
+        <w:tblW w:type="pct" w:w="5000"/>
+        <w:tblLayout w:type="fixed"/>
+        <w:tblLook w:firstRow="0" w:lastRow="0" w:firstColumn="0" w:lastColumn="0" w:noHBand="0" w:noVBand="0" w:val="0000"/>
+      </w:tblPr>
+      <w:tblGrid>
+        <w:gridCol w:w="7920"/>
+      </w:tblGrid>
+      <w:tr>
+        <w:tc>
+          <w:tcPr/>
+          <w:bookmarkStart w:id="64" w:name="fig-pmf-cdf-quantile"/>
+          <w:p>
+            <w:pPr>
+              <w:jc w:val="center"/>
+            </w:pPr>
+            <w:r>
+              <w:drawing>
+                <wp:inline>
+                  <wp:extent cx="5334000" cy="2963333"/>
+                  <wp:effectExtent b="0" l="0" r="0" t="0"/>
+                  <wp:docPr descr="" title="" id="62" name="Picture"/>
+                  <a:graphic>
+                    <a:graphicData uri="http://schemas.openxmlformats.org/drawingml/2006/picture">
+                      <pic:pic>
+                        <pic:nvPicPr>
+                          <pic:cNvPr descr="random-variables_files/figure-docx/pmf-cdf-quantile-plot-1.png" id="63" name="Picture"/>
+                          <pic:cNvPicPr>
+                            <a:picLocks noChangeArrowheads="1" noChangeAspect="1"/>
+                          </pic:cNvPicPr>
+                        </pic:nvPicPr>
+                        <pic:blipFill>
+                          <a:blip r:embed="rId61"/>
+                          <a:stretch>
+                            <a:fillRect/>
+                          </a:stretch>
+                        </pic:blipFill>
+                        <pic:spPr bwMode="auto">
+                          <a:xfrm>
+                            <a:off x="0" y="0"/>
+                            <a:ext cx="5334000" cy="2963333"/>
+                          </a:xfrm>
+                          <a:prstGeom prst="rect">
+                            <a:avLst/>
+                          </a:prstGeom>
+                          <a:noFill/>
+                          <a:ln w="9525">
+                            <a:noFill/>
+                            <a:headEnd/>
+                            <a:tailEnd/>
+                          </a:ln>
+                        </pic:spPr>
+                      </pic:pic>
+                    </a:graphicData>
+                  </a:graphic>
+                </wp:inline>
+              </w:drawing>
+            </w:r>
+          </w:p>
+          <w:p>
+            <w:pPr>
+              <w:jc w:val="center"/>
+            </w:pPr>
+            <w:pPr>
+              <w:jc w:val="left"/>
+              <w:spacing w:before="200"/>
+              <w:pStyle w:val="ImageCaption"/>
+            </w:pPr>
+            <w:r>
+              <w:t xml:space="preserve">Figure 1: A probability mass function, cumulative distribution function and quantile function</w:t>
+            </w:r>
+            <w:r>
+              <w:t xml:space="preserve"> </w:t>
+            </w:r>
+            <w:r>
+              <w:t xml:space="preserve">for a discrete random variable</w:t>
+            </w:r>
+            <w:r>
+              <w:t xml:space="preserve"> </w:t>
+            </w:r>
+            <w:r>
+              <w:t xml:space="preserve">(top row: the number of heads in two fair coin flips)</w:t>
+            </w:r>
+            <w:r>
+              <w:t xml:space="preserve"> </w:t>
+            </w:r>
+            <w:r>
+              <w:t xml:space="preserve">and a continuous one</w:t>
+            </w:r>
+            <w:r>
+              <w:t xml:space="preserve"> </w:t>
+            </w:r>
+            <w:r>
+              <w:t xml:space="preserve">(bottom row: the standard normal distribution).</w:t>
+            </w:r>
+            <w:r>
+              <w:t xml:space="preserve"> </w:t>
+            </w:r>
+            <w:r>
+              <w:t xml:space="preserve">The shaded area under the normal density up to a point equals the CDF at that point.</w:t>
+            </w:r>
+            <w:r>
+              <w:t xml:space="preserve"> </w:t>
+            </w:r>
+            <w:r>
+              <w:t xml:space="preserve">The quantile function reverses the CDF:</w:t>
+            </w:r>
+            <w:r>
+              <w:t xml:space="preserve"> </w:t>
+            </w:r>
+            <w:r>
+              <w:t xml:space="preserve">its axes are the CDF’s, swapped.</w:t>
+            </w:r>
+          </w:p>
+          <w:bookmarkEnd w:id="64"/>
+        </w:tc>
+      </w:tr>
+    </w:tbl>
+    <w:bookmarkStart w:id="65" w:name="thm-density-vs-CDF"/>
     <w:p>
       <w:pPr>
         <w:pStyle w:val="BodyText"/>
@@ -15364,6 +15719,9 @@
       </w:r>
       <m:oMath>
         <m:r>
+          <m:rPr>
+            <m:sty m:val="p"/>
+          </m:rPr>
           <m:t>F</m:t>
         </m:r>
       </m:oMath>
@@ -15398,22 +15756,29 @@
         </m:oMathParaPr>
         <m:oMath>
           <m:r>
+            <m:rPr>
+              <m:sty m:val="p"/>
+            </m:rPr>
             <m:t>F</m:t>
           </m:r>
           <m:r>
-            <m:rPr>
-              <m:sty m:val="p"/>
-            </m:rPr>
-            <m:t>(</m:t>
+            <m:t>​</m:t>
           </m:r>
+          <m:d>
+            <m:dPr>
+              <m:begChr m:val="("/>
+              <m:sepChr m:val=""/>
+              <m:endChr m:val=")"/>
+              <m:grow/>
+            </m:dPr>
+            <m:e>
+              <m:r>
+                <m:t>t</m:t>
+              </m:r>
+            </m:e>
+          </m:d>
           <m:r>
-            <m:t>t</m:t>
-          </m:r>
-          <m:r>
-            <m:rPr>
-              <m:sty m:val="p"/>
-            </m:rPr>
-            <m:t>)</m:t>
+            <m:t>​</m:t>
           </m:r>
           <m:r>
             <m:rPr>
@@ -15480,7 +15845,7 @@
         </m:oMath>
       </m:oMathPara>
     </w:p>
-    <w:bookmarkEnd w:id="61"/>
+    <w:bookmarkEnd w:id="65"/>
     <w:p>
       <w:pPr>
         <w:pStyle w:val="FirstParagraph"/>
@@ -15718,22 +16083,29 @@
           <m:eqArr>
             <m:e>
               <m:r>
+                <m:rPr>
+                  <m:sty m:val="p"/>
+                </m:rPr>
                 <m:t>F</m:t>
               </m:r>
               <m:r>
-                <m:rPr>
-                  <m:sty m:val="p"/>
-                </m:rPr>
-                <m:t>(</m:t>
-              </m:r>
-              <m:r>
-                <m:t>t</m:t>
-              </m:r>
-              <m:r>
-                <m:rPr>
-                  <m:sty m:val="p"/>
-                </m:rPr>
-                <m:t>)</m:t>
+                <m:t>​</m:t>
+              </m:r>
+              <m:d>
+                <m:dPr>
+                  <m:begChr m:val="("/>
+                  <m:sepChr m:val=""/>
+                  <m:endChr m:val=")"/>
+                  <m:grow/>
+                </m:dPr>
+                <m:e>
+                  <m:r>
+                    <m:t>t</m:t>
+                  </m:r>
+                </m:e>
+              </m:d>
+              <m:r>
+                <m:t>​</m:t>
               </m:r>
               <m:r>
                 <m:t>&amp;</m:t>
@@ -15844,22 +16216,29 @@
                 <m:t>=</m:t>
               </m:r>
               <m:r>
+                <m:rPr>
+                  <m:sty m:val="p"/>
+                </m:rPr>
                 <m:t>F</m:t>
               </m:r>
               <m:r>
-                <m:rPr>
-                  <m:sty m:val="p"/>
-                </m:rPr>
-                <m:t>(</m:t>
-              </m:r>
-              <m:r>
-                <m:t>a</m:t>
-              </m:r>
-              <m:r>
-                <m:rPr>
-                  <m:sty m:val="p"/>
-                </m:rPr>
-                <m:t>)</m:t>
+                <m:t>​</m:t>
+              </m:r>
+              <m:d>
+                <m:dPr>
+                  <m:begChr m:val="("/>
+                  <m:sepChr m:val=""/>
+                  <m:endChr m:val=")"/>
+                  <m:grow/>
+                </m:dPr>
+                <m:e>
+                  <m:r>
+                    <m:t>a</m:t>
+                  </m:r>
+                </m:e>
+              </m:d>
+              <m:r>
+                <m:t>​</m:t>
               </m:r>
               <m:r>
                 <m:rPr>
@@ -15977,22 +16356,29 @@
                 <m:t>=</m:t>
               </m:r>
               <m:r>
+                <m:rPr>
+                  <m:sty m:val="p"/>
+                </m:rPr>
                 <m:t>F</m:t>
               </m:r>
               <m:r>
-                <m:rPr>
-                  <m:sty m:val="p"/>
-                </m:rPr>
-                <m:t>(</m:t>
-              </m:r>
-              <m:r>
-                <m:t>a</m:t>
-              </m:r>
-              <m:r>
-                <m:rPr>
-                  <m:sty m:val="p"/>
-                </m:rPr>
-                <m:t>)</m:t>
+                <m:t>​</m:t>
+              </m:r>
+              <m:d>
+                <m:dPr>
+                  <m:begChr m:val="("/>
+                  <m:sepChr m:val=""/>
+                  <m:endChr m:val=")"/>
+                  <m:grow/>
+                </m:dPr>
+                <m:e>
+                  <m:r>
+                    <m:t>a</m:t>
+                  </m:r>
+                </m:e>
+              </m:d>
+              <m:r>
+                <m:t>​</m:t>
               </m:r>
               <m:r>
                 <m:rPr>
@@ -16106,22 +16492,29 @@
       </w:r>
       <m:oMath>
         <m:r>
+          <m:rPr>
+            <m:sty m:val="p"/>
+          </m:rPr>
           <m:t>F</m:t>
         </m:r>
         <m:r>
-          <m:rPr>
-            <m:sty m:val="p"/>
-          </m:rPr>
-          <m:t>(</m:t>
-        </m:r>
-        <m:r>
-          <m:t>a</m:t>
-        </m:r>
-        <m:r>
-          <m:rPr>
-            <m:sty m:val="p"/>
-          </m:rPr>
-          <m:t>)</m:t>
+          <m:t>​</m:t>
+        </m:r>
+        <m:d>
+          <m:dPr>
+            <m:begChr m:val="("/>
+            <m:sepChr m:val=""/>
+            <m:endChr m:val=")"/>
+            <m:grow/>
+          </m:dPr>
+          <m:e>
+            <m:r>
+              <m:t>a</m:t>
+            </m:r>
+          </m:e>
+        </m:d>
+        <m:r>
+          <m:t>​</m:t>
         </m:r>
         <m:r>
           <m:rPr>
@@ -16161,22 +16554,29 @@
       </w:r>
       <m:oMath>
         <m:r>
+          <m:rPr>
+            <m:sty m:val="p"/>
+          </m:rPr>
           <m:t>F</m:t>
         </m:r>
         <m:r>
-          <m:rPr>
-            <m:sty m:val="p"/>
-          </m:rPr>
-          <m:t>(</m:t>
-        </m:r>
-        <m:r>
-          <m:t>t</m:t>
-        </m:r>
-        <m:r>
-          <m:rPr>
-            <m:sty m:val="p"/>
-          </m:rPr>
-          <m:t>)</m:t>
+          <m:t>​</m:t>
+        </m:r>
+        <m:d>
+          <m:dPr>
+            <m:begChr m:val="("/>
+            <m:sepChr m:val=""/>
+            <m:endChr m:val=")"/>
+            <m:grow/>
+          </m:dPr>
+          <m:e>
+            <m:r>
+              <m:t>t</m:t>
+            </m:r>
+          </m:e>
+        </m:d>
+        <m:r>
+          <m:t>​</m:t>
         </m:r>
         <m:r>
           <m:rPr>
@@ -16245,7 +16645,7 @@
         <w:t xml:space="preserve">.</w:t>
       </w:r>
     </w:p>
-    <w:bookmarkStart w:id="62" w:name="thm-cdf-derivative-is-density"/>
+    <w:bookmarkStart w:id="66" w:name="thm-cdf-derivative-is-density"/>
     <w:p>
       <w:pPr>
         <w:pStyle w:val="BodyText"/>
@@ -16296,6 +16696,9 @@
       </w:r>
       <m:oMath>
         <m:r>
+          <m:rPr>
+            <m:sty m:val="p"/>
+          </m:rPr>
           <m:t>F</m:t>
         </m:r>
       </m:oMath>
@@ -16395,27 +16798,34 @@
             </m:den>
           </m:f>
           <m:r>
+            <m:rPr>
+              <m:sty m:val="p"/>
+            </m:rPr>
             <m:t>F</m:t>
           </m:r>
           <m:r>
-            <m:rPr>
-              <m:sty m:val="p"/>
-            </m:rPr>
-            <m:t>(</m:t>
+            <m:t>​</m:t>
           </m:r>
+          <m:d>
+            <m:dPr>
+              <m:begChr m:val="("/>
+              <m:sepChr m:val=""/>
+              <m:endChr m:val=")"/>
+              <m:grow/>
+            </m:dPr>
+            <m:e>
+              <m:r>
+                <m:t>t</m:t>
+              </m:r>
+            </m:e>
+          </m:d>
           <m:r>
-            <m:t>t</m:t>
-          </m:r>
-          <m:r>
-            <m:rPr>
-              <m:sty m:val="p"/>
-            </m:rPr>
-            <m:t>)</m:t>
+            <m:t>​</m:t>
           </m:r>
         </m:oMath>
       </m:oMathPara>
     </w:p>
-    <w:bookmarkEnd w:id="62"/>
+    <w:bookmarkEnd w:id="66"/>
     <w:p>
       <w:pPr>
         <w:pStyle w:val="FirstParagraph"/>
@@ -16452,22 +16862,29 @@
       </w:r>
       <m:oMath>
         <m:r>
+          <m:rPr>
+            <m:sty m:val="p"/>
+          </m:rPr>
           <m:t>F</m:t>
         </m:r>
         <m:r>
-          <m:rPr>
-            <m:sty m:val="p"/>
-          </m:rPr>
-          <m:t>(</m:t>
-        </m:r>
-        <m:r>
-          <m:t>t</m:t>
-        </m:r>
-        <m:r>
-          <m:rPr>
-            <m:sty m:val="p"/>
-          </m:rPr>
-          <m:t>)</m:t>
+          <m:t>​</m:t>
+        </m:r>
+        <m:d>
+          <m:dPr>
+            <m:begChr m:val="("/>
+            <m:sepChr m:val=""/>
+            <m:endChr m:val=")"/>
+            <m:grow/>
+          </m:dPr>
+          <m:e>
+            <m:r>
+              <m:t>t</m:t>
+            </m:r>
+          </m:e>
+        </m:d>
+        <m:r>
+          <m:t>​</m:t>
         </m:r>
         <m:r>
           <m:rPr>
@@ -16685,7 +17102,7 @@
         <w:t xml:space="preserve">is continuous.</w:t>
       </w:r>
     </w:p>
-    <w:bookmarkStart w:id="63" w:name="cor-cdf-derivative-density-ae"/>
+    <w:bookmarkStart w:id="67" w:name="cor-cdf-derivative-density-ae"/>
     <w:p>
       <w:pPr>
         <w:pStyle w:val="BodyText"/>
@@ -16722,6 +17139,9 @@
       </w:r>
       <m:oMath>
         <m:r>
+          <m:rPr>
+            <m:sty m:val="p"/>
+          </m:rPr>
           <m:t>F</m:t>
         </m:r>
       </m:oMath>
@@ -16756,6 +17176,9 @@
       </w:r>
       <m:oMath>
         <m:r>
+          <m:rPr>
+            <m:sty m:val="p"/>
+          </m:rPr>
           <m:t>F</m:t>
         </m:r>
       </m:oMath>
@@ -16772,6 +17195,9 @@
         <m:sSup>
           <m:e>
             <m:r>
+              <m:rPr>
+                <m:sty m:val="p"/>
+              </m:rPr>
               <m:t>F</m:t>
             </m:r>
           </m:e>
@@ -16801,7 +17227,7 @@
         <w:t xml:space="preserve">at all but finitely many points.</w:t>
       </w:r>
     </w:p>
-    <w:bookmarkEnd w:id="63"/>
+    <w:bookmarkEnd w:id="67"/>
     <w:p>
       <w:pPr>
         <w:pStyle w:val="BodyText"/>
@@ -16871,6 +17297,9 @@
         <m:sSup>
           <m:e>
             <m:r>
+              <m:rPr>
+                <m:sty m:val="p"/>
+              </m:rPr>
               <m:t>F</m:t>
             </m:r>
           </m:e>
@@ -16974,7 +17403,7 @@
         <w:t xml:space="preserve">applies to each of them.</w:t>
       </w:r>
     </w:p>
-    <w:bookmarkStart w:id="64" w:name="exm-density-vs-CDF"/>
+    <w:bookmarkStart w:id="68" w:name="exm-density-vs-CDF"/>
     <w:p>
       <w:pPr>
         <w:pStyle w:val="BodyText"/>
@@ -17131,22 +17560,29 @@
           <m:eqArr>
             <m:e>
               <m:r>
+                <m:rPr>
+                  <m:sty m:val="p"/>
+                </m:rPr>
                 <m:t>F</m:t>
               </m:r>
               <m:r>
-                <m:rPr>
-                  <m:sty m:val="p"/>
-                </m:rPr>
-                <m:t>(</m:t>
-              </m:r>
-              <m:r>
-                <m:t>t</m:t>
-              </m:r>
-              <m:r>
-                <m:rPr>
-                  <m:sty m:val="p"/>
-                </m:rPr>
-                <m:t>)</m:t>
+                <m:t>​</m:t>
+              </m:r>
+              <m:d>
+                <m:dPr>
+                  <m:begChr m:val="("/>
+                  <m:sepChr m:val=""/>
+                  <m:endChr m:val=")"/>
+                  <m:grow/>
+                </m:dPr>
+                <m:e>
+                  <m:r>
+                    <m:t>t</m:t>
+                  </m:r>
+                </m:e>
+              </m:d>
+              <m:r>
+                <m:t>​</m:t>
               </m:r>
               <m:r>
                 <m:t>&amp;</m:t>
@@ -17470,22 +17906,29 @@
                 </m:den>
               </m:f>
               <m:r>
+                <m:rPr>
+                  <m:sty m:val="p"/>
+                </m:rPr>
                 <m:t>F</m:t>
               </m:r>
               <m:r>
-                <m:rPr>
-                  <m:sty m:val="p"/>
-                </m:rPr>
-                <m:t>(</m:t>
-              </m:r>
-              <m:r>
-                <m:t>t</m:t>
-              </m:r>
-              <m:r>
-                <m:rPr>
-                  <m:sty m:val="p"/>
-                </m:rPr>
-                <m:t>)</m:t>
+                <m:t>​</m:t>
+              </m:r>
+              <m:d>
+                <m:dPr>
+                  <m:begChr m:val="("/>
+                  <m:sepChr m:val=""/>
+                  <m:endChr m:val=")"/>
+                  <m:grow/>
+                </m:dPr>
+                <m:e>
+                  <m:r>
+                    <m:t>t</m:t>
+                  </m:r>
+                </m:e>
+              </m:d>
+              <m:r>
+                <m:t>​</m:t>
               </m:r>
               <m:r>
                 <m:t>&amp;</m:t>
@@ -17585,6 +18028,9 @@
       </w:r>
       <m:oMath>
         <m:r>
+          <m:rPr>
+            <m:sty m:val="p"/>
+          </m:rPr>
           <m:t>F</m:t>
         </m:r>
       </m:oMath>
@@ -17601,8 +18047,8 @@
         <w:t xml:space="preserve">its slope is 1 on the left and 0 on the right.</w:t>
       </w:r>
     </w:p>
-    <w:bookmarkEnd w:id="64"/>
-    <w:bookmarkStart w:id="65" w:name="thm-cdf-derivative-density"/>
+    <w:bookmarkEnd w:id="68"/>
+    <w:bookmarkStart w:id="69" w:name="thm-cdf-derivative-density"/>
     <w:p>
       <w:pPr>
         <w:pStyle w:val="BodyText"/>
@@ -17625,6 +18071,9 @@
       </w:r>
       <m:oMath>
         <m:r>
+          <m:rPr>
+            <m:sty m:val="p"/>
+          </m:rPr>
           <m:t>F</m:t>
         </m:r>
       </m:oMath>
@@ -17687,6 +18136,9 @@
         <m:sSup>
           <m:e>
             <m:r>
+              <m:rPr>
+                <m:sty m:val="p"/>
+              </m:rPr>
               <m:t>F</m:t>
             </m:r>
           </m:e>
@@ -17724,7 +18176,7 @@
         <w:t xml:space="preserve">.</w:t>
       </w:r>
     </w:p>
-    <w:bookmarkEnd w:id="65"/>
+    <w:bookmarkEnd w:id="69"/>
     <w:p>
       <w:pPr>
         <w:pStyle w:val="BodyText"/>
@@ -18234,22 +18686,29 @@
                 <m:t>=</m:t>
               </m:r>
               <m:r>
+                <m:rPr>
+                  <m:sty m:val="p"/>
+                </m:rPr>
                 <m:t>F</m:t>
               </m:r>
               <m:r>
-                <m:rPr>
-                  <m:sty m:val="p"/>
-                </m:rPr>
-                <m:t>(</m:t>
-              </m:r>
-              <m:r>
-                <m:t>x</m:t>
-              </m:r>
-              <m:r>
-                <m:rPr>
-                  <m:sty m:val="p"/>
-                </m:rPr>
-                <m:t>)</m:t>
+                <m:t>​</m:t>
+              </m:r>
+              <m:d>
+                <m:dPr>
+                  <m:begChr m:val="("/>
+                  <m:sepChr m:val=""/>
+                  <m:endChr m:val=")"/>
+                  <m:grow/>
+                </m:dPr>
+                <m:e>
+                  <m:r>
+                    <m:t>x</m:t>
+                  </m:r>
+                </m:e>
+              </m:d>
+              <m:r>
+                <m:t>​</m:t>
               </m:r>
               <m:r>
                 <m:rPr>
@@ -18258,34 +18717,41 @@
                 <m:t>−</m:t>
               </m:r>
               <m:r>
+                <m:rPr>
+                  <m:sty m:val="p"/>
+                </m:rPr>
                 <m:t>F</m:t>
               </m:r>
               <m:r>
-                <m:rPr>
-                  <m:sty m:val="p"/>
-                </m:rPr>
-                <m:t>(</m:t>
-              </m:r>
-              <m:r>
-                <m:t>x</m:t>
-              </m:r>
-              <m:r>
-                <m:rPr>
-                  <m:sty m:val="p"/>
-                </m:rPr>
-                <m:t>−</m:t>
-              </m:r>
-              <m:r>
-                <m:rPr>
-                  <m:sty m:val="p"/>
-                </m:rPr>
-                <m:t>Δ</m:t>
-              </m:r>
-              <m:r>
-                <m:rPr>
-                  <m:sty m:val="p"/>
-                </m:rPr>
-                <m:t>)</m:t>
+                <m:t>​</m:t>
+              </m:r>
+              <m:d>
+                <m:dPr>
+                  <m:begChr m:val="("/>
+                  <m:sepChr m:val=""/>
+                  <m:endChr m:val=")"/>
+                  <m:grow/>
+                </m:dPr>
+                <m:e>
+                  <m:r>
+                    <m:t>x</m:t>
+                  </m:r>
+                  <m:r>
+                    <m:rPr>
+                      <m:sty m:val="p"/>
+                    </m:rPr>
+                    <m:t>−</m:t>
+                  </m:r>
+                  <m:r>
+                    <m:rPr>
+                      <m:sty m:val="p"/>
+                    </m:rPr>
+                    <m:t>Δ</m:t>
+                  </m:r>
+                </m:e>
+              </m:d>
+              <m:r>
+                <m:t>​</m:t>
               </m:r>
               <m:r>
                 <m:t>&amp;</m:t>
@@ -18317,22 +18783,29 @@
       </w:r>
       <m:oMath>
         <m:r>
+          <m:rPr>
+            <m:sty m:val="p"/>
+          </m:rPr>
           <m:t>F</m:t>
         </m:r>
         <m:r>
-          <m:rPr>
-            <m:sty m:val="p"/>
-          </m:rPr>
-          <m:t>(</m:t>
-        </m:r>
-        <m:r>
-          <m:t>x</m:t>
-        </m:r>
-        <m:r>
-          <m:rPr>
-            <m:sty m:val="p"/>
-          </m:rPr>
-          <m:t>)</m:t>
+          <m:t>​</m:t>
+        </m:r>
+        <m:d>
+          <m:dPr>
+            <m:begChr m:val="("/>
+            <m:sepChr m:val=""/>
+            <m:endChr m:val=")"/>
+            <m:grow/>
+          </m:dPr>
+          <m:e>
+            <m:r>
+              <m:t>x</m:t>
+            </m:r>
+          </m:e>
+        </m:d>
+        <m:r>
+          <m:t>​</m:t>
         </m:r>
         <m:r>
           <m:rPr>
@@ -18341,23 +18814,62 @@
           <m:t>−</m:t>
         </m:r>
         <m:r>
+          <m:rPr>
+            <m:sty m:val="p"/>
+          </m:rPr>
           <m:t>F</m:t>
         </m:r>
         <m:r>
-          <m:rPr>
-            <m:sty m:val="p"/>
-          </m:rPr>
-          <m:t>(</m:t>
-        </m:r>
-        <m:r>
-          <m:t>x</m:t>
-        </m:r>
-        <m:r>
-          <m:rPr>
-            <m:sty m:val="p"/>
-          </m:rPr>
-          <m:t>−</m:t>
-        </m:r>
+          <m:t>​</m:t>
+        </m:r>
+        <m:d>
+          <m:dPr>
+            <m:begChr m:val="("/>
+            <m:sepChr m:val=""/>
+            <m:endChr m:val=")"/>
+            <m:grow/>
+          </m:dPr>
+          <m:e>
+            <m:r>
+              <m:t>x</m:t>
+            </m:r>
+            <m:r>
+              <m:rPr>
+                <m:sty m:val="p"/>
+              </m:rPr>
+              <m:t>−</m:t>
+            </m:r>
+            <m:r>
+              <m:rPr>
+                <m:sty m:val="p"/>
+              </m:rPr>
+              <m:t>Δ</m:t>
+            </m:r>
+          </m:e>
+        </m:d>
+        <m:r>
+          <m:t>​</m:t>
+        </m:r>
+        <m:r>
+          <m:rPr>
+            <m:sty m:val="p"/>
+          </m:rPr>
+          <m:t>→</m:t>
+        </m:r>
+        <m:r>
+          <m:t>0</m:t>
+        </m:r>
+      </m:oMath>
+      <w:r>
+        <w:t xml:space="preserve"> </w:t>
+      </w:r>
+      <w:r>
+        <w:t xml:space="preserve">as</w:t>
+      </w:r>
+      <w:r>
+        <w:t xml:space="preserve"> </w:t>
+      </w:r>
+      <m:oMath>
         <m:r>
           <m:rPr>
             <m:sty m:val="p"/>
@@ -18368,45 +18880,13 @@
           <m:rPr>
             <m:sty m:val="p"/>
           </m:rPr>
-          <m:t>)</m:t>
-        </m:r>
-        <m:r>
-          <m:rPr>
-            <m:sty m:val="p"/>
-          </m:rPr>
-          <m:t>→</m:t>
+          <m:t>↓</m:t>
         </m:r>
         <m:r>
           <m:t>0</m:t>
         </m:r>
       </m:oMath>
       <w:r>
-        <w:t xml:space="preserve"> </w:t>
-      </w:r>
-      <w:r>
-        <w:t xml:space="preserve">as</w:t>
-      </w:r>
-      <w:r>
-        <w:t xml:space="preserve"> </w:t>
-      </w:r>
-      <m:oMath>
-        <m:r>
-          <m:rPr>
-            <m:sty m:val="p"/>
-          </m:rPr>
-          <m:t>Δ</m:t>
-        </m:r>
-        <m:r>
-          <m:rPr>
-            <m:sty m:val="p"/>
-          </m:rPr>
-          <m:t>↓</m:t>
-        </m:r>
-        <m:r>
-          <m:t>0</m:t>
-        </m:r>
-      </m:oMath>
-      <w:r>
         <w:t xml:space="preserve">, because</w:t>
       </w:r>
       <w:r>
@@ -18414,6 +18894,9 @@
       </w:r>
       <m:oMath>
         <m:r>
+          <m:rPr>
+            <m:sty m:val="p"/>
+          </m:rPr>
           <m:t>F</m:t>
         </m:r>
       </m:oMath>
@@ -18700,22 +19183,29 @@
                 <m:t>=</m:t>
               </m:r>
               <m:r>
+                <m:rPr>
+                  <m:sty m:val="p"/>
+                </m:rPr>
                 <m:t>F</m:t>
               </m:r>
               <m:r>
-                <m:rPr>
-                  <m:sty m:val="p"/>
-                </m:rPr>
-                <m:t>(</m:t>
-              </m:r>
-              <m:r>
-                <m:t>b</m:t>
-              </m:r>
-              <m:r>
-                <m:rPr>
-                  <m:sty m:val="p"/>
-                </m:rPr>
-                <m:t>)</m:t>
+                <m:t>​</m:t>
+              </m:r>
+              <m:d>
+                <m:dPr>
+                  <m:begChr m:val="("/>
+                  <m:sepChr m:val=""/>
+                  <m:endChr m:val=")"/>
+                  <m:grow/>
+                </m:dPr>
+                <m:e>
+                  <m:r>
+                    <m:t>b</m:t>
+                  </m:r>
+                </m:e>
+              </m:d>
+              <m:r>
+                <m:t>​</m:t>
               </m:r>
               <m:r>
                 <m:rPr>
@@ -18724,22 +19214,29 @@
                 <m:t>−</m:t>
               </m:r>
               <m:r>
+                <m:rPr>
+                  <m:sty m:val="p"/>
+                </m:rPr>
                 <m:t>F</m:t>
               </m:r>
               <m:r>
-                <m:rPr>
-                  <m:sty m:val="p"/>
-                </m:rPr>
-                <m:t>(</m:t>
-              </m:r>
-              <m:r>
-                <m:t>a</m:t>
-              </m:r>
-              <m:r>
-                <m:rPr>
-                  <m:sty m:val="p"/>
-                </m:rPr>
-                <m:t>)</m:t>
+                <m:t>​</m:t>
+              </m:r>
+              <m:d>
+                <m:dPr>
+                  <m:begChr m:val="("/>
+                  <m:sepChr m:val=""/>
+                  <m:endChr m:val=")"/>
+                  <m:grow/>
+                </m:dPr>
+                <m:e>
+                  <m:r>
+                    <m:t>a</m:t>
+                  </m:r>
+                </m:e>
+              </m:d>
+              <m:r>
+                <m:t>​</m:t>
               </m:r>
               <m:r>
                 <m:t>&amp;</m:t>
@@ -18786,6 +19283,9 @@
                   <m:sSup>
                     <m:e>
                       <m:r>
+                        <m:rPr>
+                          <m:sty m:val="p"/>
+                        </m:rPr>
                         <m:t>F</m:t>
                       </m:r>
                     </m:e>
@@ -18903,6 +19403,9 @@
         <m:sSup>
           <m:e>
             <m:r>
+              <m:rPr>
+                <m:sty m:val="p"/>
+              </m:rPr>
               <m:t>F</m:t>
             </m:r>
           </m:e>
@@ -18933,6 +19436,9 @@
       </w:r>
       <m:oMath>
         <m:r>
+          <m:rPr>
+            <m:sty m:val="p"/>
+          </m:rPr>
           <m:t>F</m:t>
         </m:r>
       </m:oMath>
@@ -18955,6 +19461,9 @@
         <m:sSup>
           <m:e>
             <m:r>
+              <m:rPr>
+                <m:sty m:val="p"/>
+              </m:rPr>
               <m:t>F</m:t>
             </m:r>
           </m:e>
@@ -18988,6 +19497,9 @@
       </w:r>
       <m:oMath>
         <m:r>
+          <m:rPr>
+            <m:sty m:val="p"/>
+          </m:rPr>
           <m:t>F</m:t>
         </m:r>
       </m:oMath>
@@ -19009,7 +19521,7 @@
         <w:t xml:space="preserve">).</w:t>
       </w:r>
     </w:p>
-    <w:bookmarkStart w:id="66" w:name="exm-cdf-derivative-density"/>
+    <w:bookmarkStart w:id="70" w:name="exm-cdf-derivative-density"/>
     <w:p>
       <w:pPr>
         <w:pStyle w:val="BodyText"/>
@@ -19046,14 +19558,50 @@
       </w:r>
       <m:oMath>
         <m:r>
+          <m:rPr>
+            <m:sty m:val="p"/>
+          </m:rPr>
           <m:t>F</m:t>
         </m:r>
         <m:r>
-          <m:rPr>
-            <m:sty m:val="p"/>
-          </m:rPr>
-          <m:t>(</m:t>
-        </m:r>
+          <m:t>​</m:t>
+        </m:r>
+        <m:d>
+          <m:dPr>
+            <m:begChr m:val="("/>
+            <m:sepChr m:val=""/>
+            <m:endChr m:val=")"/>
+            <m:grow/>
+          </m:dPr>
+          <m:e>
+            <m:r>
+              <m:t>t</m:t>
+            </m:r>
+          </m:e>
+        </m:d>
+        <m:r>
+          <m:t>​</m:t>
+        </m:r>
+        <m:r>
+          <m:rPr>
+            <m:sty m:val="p"/>
+          </m:rPr>
+          <m:t>=</m:t>
+        </m:r>
+        <m:r>
+          <m:t>0</m:t>
+        </m:r>
+      </m:oMath>
+      <w:r>
+        <w:t xml:space="preserve"> </w:t>
+      </w:r>
+      <w:r>
+        <w:t xml:space="preserve">for</w:t>
+      </w:r>
+      <w:r>
+        <w:t xml:space="preserve"> </w:t>
+      </w:r>
+      <m:oMath>
         <m:r>
           <m:t>t</m:t>
         </m:r>
@@ -19061,42 +19609,13 @@
           <m:rPr>
             <m:sty m:val="p"/>
           </m:rPr>
-          <m:t>)</m:t>
-        </m:r>
-        <m:r>
-          <m:rPr>
-            <m:sty m:val="p"/>
-          </m:rPr>
-          <m:t>=</m:t>
+          <m:t>&lt;</m:t>
         </m:r>
         <m:r>
           <m:t>0</m:t>
         </m:r>
       </m:oMath>
       <w:r>
-        <w:t xml:space="preserve"> </w:t>
-      </w:r>
-      <w:r>
-        <w:t xml:space="preserve">for</w:t>
-      </w:r>
-      <w:r>
-        <w:t xml:space="preserve"> </w:t>
-      </w:r>
-      <m:oMath>
-        <m:r>
-          <m:t>t</m:t>
-        </m:r>
-        <m:r>
-          <m:rPr>
-            <m:sty m:val="p"/>
-          </m:rPr>
-          <m:t>&lt;</m:t>
-        </m:r>
-        <m:r>
-          <m:t>0</m:t>
-        </m:r>
-      </m:oMath>
-      <w:r>
         <w:t xml:space="preserve">,</w:t>
       </w:r>
       <w:r>
@@ -19104,22 +19623,29 @@
       </w:r>
       <m:oMath>
         <m:r>
+          <m:rPr>
+            <m:sty m:val="p"/>
+          </m:rPr>
           <m:t>F</m:t>
         </m:r>
         <m:r>
-          <m:rPr>
-            <m:sty m:val="p"/>
-          </m:rPr>
-          <m:t>(</m:t>
-        </m:r>
-        <m:r>
-          <m:t>t</m:t>
-        </m:r>
-        <m:r>
-          <m:rPr>
-            <m:sty m:val="p"/>
-          </m:rPr>
-          <m:t>)</m:t>
+          <m:t>​</m:t>
+        </m:r>
+        <m:d>
+          <m:dPr>
+            <m:begChr m:val="("/>
+            <m:sepChr m:val=""/>
+            <m:endChr m:val=")"/>
+            <m:grow/>
+          </m:dPr>
+          <m:e>
+            <m:r>
+              <m:t>t</m:t>
+            </m:r>
+          </m:e>
+        </m:d>
+        <m:r>
+          <m:t>​</m:t>
         </m:r>
         <m:r>
           <m:rPr>
@@ -19186,14 +19712,50 @@
       </w:r>
       <m:oMath>
         <m:r>
+          <m:rPr>
+            <m:sty m:val="p"/>
+          </m:rPr>
           <m:t>F</m:t>
         </m:r>
         <m:r>
-          <m:rPr>
-            <m:sty m:val="p"/>
-          </m:rPr>
-          <m:t>(</m:t>
-        </m:r>
+          <m:t>​</m:t>
+        </m:r>
+        <m:d>
+          <m:dPr>
+            <m:begChr m:val="("/>
+            <m:sepChr m:val=""/>
+            <m:endChr m:val=")"/>
+            <m:grow/>
+          </m:dPr>
+          <m:e>
+            <m:r>
+              <m:t>t</m:t>
+            </m:r>
+          </m:e>
+        </m:d>
+        <m:r>
+          <m:t>​</m:t>
+        </m:r>
+        <m:r>
+          <m:rPr>
+            <m:sty m:val="p"/>
+          </m:rPr>
+          <m:t>=</m:t>
+        </m:r>
+        <m:r>
+          <m:t>1</m:t>
+        </m:r>
+      </m:oMath>
+      <w:r>
+        <w:t xml:space="preserve"> </w:t>
+      </w:r>
+      <w:r>
+        <w:t xml:space="preserve">for</w:t>
+      </w:r>
+      <w:r>
+        <w:t xml:space="preserve"> </w:t>
+      </w:r>
+      <m:oMath>
         <m:r>
           <m:t>t</m:t>
         </m:r>
@@ -19201,42 +19763,13 @@
           <m:rPr>
             <m:sty m:val="p"/>
           </m:rPr>
-          <m:t>)</m:t>
-        </m:r>
-        <m:r>
-          <m:rPr>
-            <m:sty m:val="p"/>
-          </m:rPr>
-          <m:t>=</m:t>
+          <m:t>&gt;</m:t>
         </m:r>
         <m:r>
           <m:t>1</m:t>
         </m:r>
       </m:oMath>
       <w:r>
-        <w:t xml:space="preserve"> </w:t>
-      </w:r>
-      <w:r>
-        <w:t xml:space="preserve">for</w:t>
-      </w:r>
-      <w:r>
-        <w:t xml:space="preserve"> </w:t>
-      </w:r>
-      <m:oMath>
-        <m:r>
-          <m:t>t</m:t>
-        </m:r>
-        <m:r>
-          <m:rPr>
-            <m:sty m:val="p"/>
-          </m:rPr>
-          <m:t>&gt;</m:t>
-        </m:r>
-        <m:r>
-          <m:t>1</m:t>
-        </m:r>
-      </m:oMath>
-      <w:r>
         <w:t xml:space="preserve">.</w:t>
       </w:r>
       <w:r>
@@ -19250,6 +19783,9 @@
       </w:r>
       <m:oMath>
         <m:r>
+          <m:rPr>
+            <m:sty m:val="p"/>
+          </m:rPr>
           <m:t>F</m:t>
         </m:r>
       </m:oMath>
@@ -19495,8 +20031,8 @@
         <w:t xml:space="preserve">.</w:t>
       </w:r>
     </w:p>
-    <w:bookmarkEnd w:id="66"/>
-    <w:bookmarkStart w:id="67" w:name="thm-density-limit"/>
+    <w:bookmarkEnd w:id="70"/>
+    <w:bookmarkStart w:id="71" w:name="thm-density-limit"/>
     <w:p>
       <w:pPr>
         <w:pStyle w:val="BodyText"/>
@@ -19772,7 +20308,7 @@
         </m:oMath>
       </m:oMathPara>
     </w:p>
-    <w:bookmarkEnd w:id="67"/>
+    <w:bookmarkEnd w:id="71"/>
     <w:p>
       <w:pPr>
         <w:pStyle w:val="FirstParagraph"/>
@@ -20100,34 +20636,41 @@
                 </m:fPr>
                 <m:num>
                   <m:r>
-                    <m:t>F</m:t>
-                  </m:r>
-                  <m:r>
                     <m:rPr>
                       <m:sty m:val="p"/>
                     </m:rPr>
-                    <m:t>(</m:t>
-                  </m:r>
-                  <m:r>
-                    <m:t>x</m:t>
-                  </m:r>
-                  <m:r>
-                    <m:rPr>
-                      <m:sty m:val="p"/>
-                    </m:rPr>
-                    <m:t>+</m:t>
-                  </m:r>
-                  <m:r>
-                    <m:rPr>
-                      <m:sty m:val="p"/>
-                    </m:rPr>
-                    <m:t>Δ</m:t>
-                  </m:r>
-                  <m:r>
-                    <m:rPr>
-                      <m:sty m:val="p"/>
-                    </m:rPr>
-                    <m:t>)</m:t>
+                    <m:t>F</m:t>
+                  </m:r>
+                  <m:r>
+                    <m:t>​</m:t>
+                  </m:r>
+                  <m:d>
+                    <m:dPr>
+                      <m:begChr m:val="("/>
+                      <m:sepChr m:val=""/>
+                      <m:endChr m:val=")"/>
+                      <m:grow/>
+                    </m:dPr>
+                    <m:e>
+                      <m:r>
+                        <m:t>x</m:t>
+                      </m:r>
+                      <m:r>
+                        <m:rPr>
+                          <m:sty m:val="p"/>
+                        </m:rPr>
+                        <m:t>+</m:t>
+                      </m:r>
+                      <m:r>
+                        <m:rPr>
+                          <m:sty m:val="p"/>
+                        </m:rPr>
+                        <m:t>Δ</m:t>
+                      </m:r>
+                    </m:e>
+                  </m:d>
+                  <m:r>
+                    <m:t>​</m:t>
                   </m:r>
                   <m:r>
                     <m:rPr>
@@ -20136,22 +20679,29 @@
                     <m:t>−</m:t>
                   </m:r>
                   <m:r>
-                    <m:t>F</m:t>
-                  </m:r>
-                  <m:r>
                     <m:rPr>
                       <m:sty m:val="p"/>
                     </m:rPr>
-                    <m:t>(</m:t>
-                  </m:r>
-                  <m:r>
-                    <m:t>x</m:t>
-                  </m:r>
-                  <m:r>
-                    <m:rPr>
-                      <m:sty m:val="p"/>
-                    </m:rPr>
-                    <m:t>)</m:t>
+                    <m:t>F</m:t>
+                  </m:r>
+                  <m:r>
+                    <m:t>​</m:t>
+                  </m:r>
+                  <m:d>
+                    <m:dPr>
+                      <m:begChr m:val="("/>
+                      <m:sepChr m:val=""/>
+                      <m:endChr m:val=")"/>
+                      <m:grow/>
+                    </m:dPr>
+                    <m:e>
+                      <m:r>
+                        <m:t>x</m:t>
+                      </m:r>
+                    </m:e>
+                  </m:d>
+                  <m:r>
+                    <m:t>​</m:t>
                   </m:r>
                 </m:num>
                 <m:den>
@@ -20207,6 +20757,9 @@
       </w:r>
       <m:oMath>
         <m:r>
+          <m:rPr>
+            <m:sty m:val="p"/>
+          </m:rPr>
           <m:t>F</m:t>
         </m:r>
       </m:oMath>
@@ -20237,6 +20790,9 @@
         <m:sSup>
           <m:e>
             <m:r>
+              <m:rPr>
+                <m:sty m:val="p"/>
+              </m:rPr>
               <m:t>F</m:t>
             </m:r>
           </m:e>
@@ -20530,7 +21086,7 @@
         <w:t xml:space="preserve">(Chapter 22, p. 535).</w:t>
       </w:r>
     </w:p>
-    <w:bookmarkStart w:id="68" w:name="exm-density-limit"/>
+    <w:bookmarkStart w:id="72" w:name="exm-density-limit"/>
     <w:p>
       <w:pPr>
         <w:pStyle w:val="BodyText"/>
@@ -20966,8 +21522,8 @@
         <w:t xml:space="preserve">.</w:t>
       </w:r>
     </w:p>
-    <w:bookmarkEnd w:id="68"/>
-    <w:bookmarkStart w:id="69" w:name="prp-density-limit-right-derivative"/>
+    <w:bookmarkEnd w:id="72"/>
+    <w:bookmarkStart w:id="73" w:name="prp-density-limit-right-derivative"/>
     <w:p>
       <w:pPr>
         <w:pStyle w:val="BodyText"/>
@@ -21004,6 +21560,9 @@
       </w:r>
       <m:oMath>
         <m:r>
+          <m:rPr>
+            <m:sty m:val="p"/>
+          </m:rPr>
           <m:t>F</m:t>
         </m:r>
       </m:oMath>
@@ -21169,34 +21728,41 @@
             </m:fPr>
             <m:num>
               <m:r>
+                <m:rPr>
+                  <m:sty m:val="p"/>
+                </m:rPr>
                 <m:t>F</m:t>
               </m:r>
               <m:r>
-                <m:rPr>
-                  <m:sty m:val="p"/>
-                </m:rPr>
-                <m:t>(</m:t>
-              </m:r>
-              <m:r>
-                <m:t>x</m:t>
-              </m:r>
-              <m:r>
-                <m:rPr>
-                  <m:sty m:val="p"/>
-                </m:rPr>
-                <m:t>+</m:t>
-              </m:r>
-              <m:r>
-                <m:rPr>
-                  <m:sty m:val="p"/>
-                </m:rPr>
-                <m:t>Δ</m:t>
-              </m:r>
-              <m:r>
-                <m:rPr>
-                  <m:sty m:val="p"/>
-                </m:rPr>
-                <m:t>)</m:t>
+                <m:t>​</m:t>
+              </m:r>
+              <m:d>
+                <m:dPr>
+                  <m:begChr m:val="("/>
+                  <m:sepChr m:val=""/>
+                  <m:endChr m:val=")"/>
+                  <m:grow/>
+                </m:dPr>
+                <m:e>
+                  <m:r>
+                    <m:t>x</m:t>
+                  </m:r>
+                  <m:r>
+                    <m:rPr>
+                      <m:sty m:val="p"/>
+                    </m:rPr>
+                    <m:t>+</m:t>
+                  </m:r>
+                  <m:r>
+                    <m:rPr>
+                      <m:sty m:val="p"/>
+                    </m:rPr>
+                    <m:t>Δ</m:t>
+                  </m:r>
+                </m:e>
+              </m:d>
+              <m:r>
+                <m:t>​</m:t>
               </m:r>
               <m:r>
                 <m:rPr>
@@ -21205,22 +21771,29 @@
                 <m:t>−</m:t>
               </m:r>
               <m:r>
+                <m:rPr>
+                  <m:sty m:val="p"/>
+                </m:rPr>
                 <m:t>F</m:t>
               </m:r>
               <m:r>
-                <m:rPr>
-                  <m:sty m:val="p"/>
-                </m:rPr>
-                <m:t>(</m:t>
-              </m:r>
-              <m:r>
-                <m:t>x</m:t>
-              </m:r>
-              <m:r>
-                <m:rPr>
-                  <m:sty m:val="p"/>
-                </m:rPr>
-                <m:t>)</m:t>
+                <m:t>​</m:t>
+              </m:r>
+              <m:d>
+                <m:dPr>
+                  <m:begChr m:val="("/>
+                  <m:sepChr m:val=""/>
+                  <m:endChr m:val=")"/>
+                  <m:grow/>
+                </m:dPr>
+                <m:e>
+                  <m:r>
+                    <m:t>x</m:t>
+                  </m:r>
+                </m:e>
+              </m:d>
+              <m:r>
+                <m:t>​</m:t>
               </m:r>
             </m:num>
             <m:den>
@@ -21253,6 +21826,9 @@
       </w:r>
       <m:oMath>
         <m:r>
+          <m:rPr>
+            <m:sty m:val="p"/>
+          </m:rPr>
           <m:t>F</m:t>
         </m:r>
       </m:oMath>
@@ -21274,7 +21850,7 @@
         <w:t xml:space="preserve">.</w:t>
       </w:r>
     </w:p>
-    <w:bookmarkEnd w:id="69"/>
+    <w:bookmarkEnd w:id="73"/>
     <w:p>
       <w:pPr>
         <w:pStyle w:val="BodyText"/>
@@ -21408,7 +21984,7 @@
         <w:t xml:space="preserve">or both have none.</w:t>
       </w:r>
     </w:p>
-    <w:bookmarkStart w:id="70" w:name="exm-density-limit-jump"/>
+    <w:bookmarkStart w:id="74" w:name="exm-density-limit-jump"/>
     <w:p>
       <w:pPr>
         <w:pStyle w:val="BodyText"/>
@@ -22235,6 +22811,9 @@
       </w:r>
       <m:oMath>
         <m:r>
+          <m:rPr>
+            <m:sty m:val="p"/>
+          </m:rPr>
           <m:t>F</m:t>
         </m:r>
       </m:oMath>
@@ -22265,8 +22844,8 @@
         <w:t xml:space="preserve">.</w:t>
       </w:r>
     </w:p>
-    <w:bookmarkEnd w:id="70"/>
-    <w:bookmarkStart w:id="71" w:name="thm-density-sums-to-one"/>
+    <w:bookmarkEnd w:id="74"/>
+    <w:bookmarkStart w:id="75" w:name="thm-density-sums-to-one"/>
     <w:p>
       <w:pPr>
         <w:pStyle w:val="BodyText"/>
@@ -22390,7 +22969,7 @@
         </m:oMath>
       </m:oMathPara>
     </w:p>
-    <w:bookmarkEnd w:id="71"/>
+    <w:bookmarkEnd w:id="75"/>
     <w:p>
       <w:pPr>
         <w:pStyle w:val="FirstParagraph"/>
@@ -22620,22 +23199,29 @@
                 </m:lim>
               </m:limLow>
               <m:r>
+                <m:rPr>
+                  <m:sty m:val="p"/>
+                </m:rPr>
                 <m:t>F</m:t>
               </m:r>
               <m:r>
-                <m:rPr>
-                  <m:sty m:val="p"/>
-                </m:rPr>
-                <m:t>(</m:t>
-              </m:r>
-              <m:r>
-                <m:t>b</m:t>
-              </m:r>
-              <m:r>
-                <m:rPr>
-                  <m:sty m:val="p"/>
-                </m:rPr>
-                <m:t>)</m:t>
+                <m:t>​</m:t>
+              </m:r>
+              <m:d>
+                <m:dPr>
+                  <m:begChr m:val="("/>
+                  <m:sepChr m:val=""/>
+                  <m:endChr m:val=")"/>
+                  <m:grow/>
+                </m:dPr>
+                <m:e>
+                  <m:r>
+                    <m:t>b</m:t>
+                  </m:r>
+                </m:e>
+              </m:d>
+              <m:r>
+                <m:t>​</m:t>
               </m:r>
               <m:r>
                 <m:t>&amp;</m:t>
@@ -22704,7 +23290,7 @@
         <w:t xml:space="preserve">.</w:t>
       </w:r>
     </w:p>
-    <w:bookmarkStart w:id="72" w:name="exm-density-sums-to-one"/>
+    <w:bookmarkStart w:id="76" w:name="exm-density-sums-to-one"/>
     <w:p>
       <w:pPr>
         <w:pStyle w:val="BodyText"/>
@@ -22921,8 +23507,8 @@
         </m:oMath>
       </m:oMathPara>
     </w:p>
-    <w:bookmarkEnd w:id="72"/>
-    <w:bookmarkStart w:id="73" w:name="def-jointly-distributed"/>
+    <w:bookmarkEnd w:id="76"/>
+    <w:bookmarkStart w:id="77" w:name="def-jointly-distributed"/>
     <w:p>
       <w:pPr>
         <w:pStyle w:val="FirstParagraph"/>
@@ -23151,7 +23737,7 @@
         <w:t xml:space="preserve">has a probability.</w:t>
       </w:r>
     </w:p>
-    <w:bookmarkEnd w:id="73"/>
+    <w:bookmarkEnd w:id="77"/>
     <w:p>
       <w:pPr>
         <w:pStyle w:val="BodyText"/>
@@ -23315,7 +23901,7 @@
         <w:t xml:space="preserve">and similarly for more variables.</w:t>
       </w:r>
     </w:p>
-    <w:bookmarkStart w:id="74" w:name="exm-jointly-distributed"/>
+    <w:bookmarkStart w:id="78" w:name="exm-jointly-distributed"/>
     <w:p>
       <w:pPr>
         <w:pStyle w:val="BodyText"/>
@@ -23740,8 +24326,8 @@
         </m:oMath>
       </m:oMathPara>
     </w:p>
-    <w:bookmarkEnd w:id="74"/>
-    <w:bookmarkStart w:id="76" w:name="def-joint-distribution"/>
+    <w:bookmarkEnd w:id="78"/>
+    <w:bookmarkStart w:id="80" w:name="def-joint-distribution"/>
     <w:p>
       <w:pPr>
         <w:pStyle w:val="FirstParagraph"/>
@@ -23970,7 +24556,7 @@
       <w:r>
         <w:t xml:space="preserve"> </w:t>
       </w:r>
-      <w:hyperlink r:id="rId75">
+      <w:hyperlink r:id="rId79">
         <w:r>
           <w:rPr>
             <w:rStyle w:val="Hyperlink"/>
@@ -24074,8 +24660,8 @@
         <w:t xml:space="preserve">.</w:t>
       </w:r>
     </w:p>
-    <w:bookmarkEnd w:id="76"/>
-    <w:bookmarkStart w:id="77" w:name="exm-joint-distribution"/>
+    <w:bookmarkEnd w:id="80"/>
+    <w:bookmarkStart w:id="81" w:name="exm-joint-distribution"/>
     <w:p>
       <w:pPr>
         <w:pStyle w:val="BodyText"/>
@@ -24476,8 +25062,8 @@
         <w:t xml:space="preserve">and each of those outcomes has at least one head.</w:t>
       </w:r>
     </w:p>
-    <w:bookmarkEnd w:id="77"/>
-    <w:bookmarkStart w:id="78" w:name="thm-joint-distribution-rectangles"/>
+    <w:bookmarkEnd w:id="81"/>
+    <w:bookmarkStart w:id="82" w:name="thm-joint-distribution-rectangles"/>
     <w:p>
       <w:pPr>
         <w:pStyle w:val="BodyText"/>
@@ -25046,7 +25632,7 @@
         <w:t xml:space="preserve">.</w:t>
       </w:r>
     </w:p>
-    <w:bookmarkEnd w:id="78"/>
+    <w:bookmarkEnd w:id="82"/>
     <w:p>
       <w:pPr>
         <w:pStyle w:val="BodyText"/>
@@ -25126,7 +25712,7 @@
       <w:r>
         <w:t xml:space="preserve"> </w:t>
       </w:r>
-      <w:hyperlink r:id="rId79">
+      <w:hyperlink r:id="rId83">
         <m:oMath>
           <m:r>
             <m:t>π</m:t>
@@ -25186,7 +25772,7 @@
         <w:t xml:space="preserve">.</w:t>
       </w:r>
     </w:p>
-    <w:bookmarkStart w:id="80" w:name="def-joint-pmf"/>
+    <w:bookmarkStart w:id="84" w:name="def-joint-pmf"/>
     <w:p>
       <w:pPr>
         <w:pStyle w:val="BodyText"/>
@@ -25514,8 +26100,8 @@
         </m:oMath>
       </m:oMathPara>
     </w:p>
-    <w:bookmarkEnd w:id="80"/>
-    <w:bookmarkStart w:id="81" w:name="exm-joint-pmf"/>
+    <w:bookmarkEnd w:id="84"/>
+    <w:bookmarkStart w:id="85" w:name="exm-joint-pmf"/>
     <w:p>
       <w:pPr>
         <w:pStyle w:val="FirstParagraph"/>
@@ -25989,8 +26575,8 @@
         </w:tc>
       </w:tr>
     </w:tbl>
-    <w:bookmarkEnd w:id="81"/>
-    <w:bookmarkStart w:id="82" w:name="def-marginal"/>
+    <w:bookmarkEnd w:id="85"/>
+    <w:bookmarkStart w:id="86" w:name="def-marginal"/>
     <w:p>
       <w:pPr>
         <w:pStyle w:val="BodyText"/>
@@ -26099,7 +26685,7 @@
         <w:t xml:space="preserve">.</w:t>
       </w:r>
     </w:p>
-    <w:bookmarkEnd w:id="82"/>
+    <w:bookmarkEnd w:id="86"/>
     <w:p>
       <w:pPr>
         <w:pStyle w:val="BodyText"/>
@@ -26161,7 +26747,7 @@
         <w:t xml:space="preserve">.</w:t>
       </w:r>
     </w:p>
-    <w:bookmarkStart w:id="83" w:name="exm-marginal"/>
+    <w:bookmarkStart w:id="87" w:name="exm-marginal"/>
     <w:p>
       <w:pPr>
         <w:pStyle w:val="BodyText"/>
@@ -26396,8 +26982,8 @@
         <w:t xml:space="preserve">.</w:t>
       </w:r>
     </w:p>
-    <w:bookmarkEnd w:id="83"/>
-    <w:bookmarkStart w:id="84" w:name="thm-marginal-pmf"/>
+    <w:bookmarkEnd w:id="87"/>
+    <w:bookmarkStart w:id="88" w:name="thm-marginal-pmf"/>
     <w:p>
       <w:pPr>
         <w:pStyle w:val="BodyText"/>
@@ -26608,7 +27194,7 @@
         </m:oMath>
       </m:oMathPara>
     </w:p>
-    <w:bookmarkEnd w:id="84"/>
+    <w:bookmarkEnd w:id="88"/>
     <w:p>
       <w:pPr>
         <w:pStyle w:val="FirstParagraph"/>
@@ -27267,7 +27853,7 @@
         </m:oMath>
       </m:oMathPara>
     </w:p>
-    <w:bookmarkStart w:id="85" w:name="exm-marginal-pmf"/>
+    <w:bookmarkStart w:id="89" w:name="exm-marginal-pmf"/>
     <w:p>
       <w:pPr>
         <w:pStyle w:val="FirstParagraph"/>
@@ -27781,8 +28367,8 @@
         <w:t xml:space="preserve">.</w:t>
       </w:r>
     </w:p>
-    <w:bookmarkEnd w:id="85"/>
-    <w:bookmarkStart w:id="86" w:name="def-joint-pdf"/>
+    <w:bookmarkEnd w:id="89"/>
+    <w:bookmarkStart w:id="90" w:name="def-joint-pdf"/>
     <w:p>
       <w:pPr>
         <w:pStyle w:val="BodyText"/>
@@ -28467,7 +29053,7 @@
         </m:oMath>
       </m:oMathPara>
     </w:p>
-    <w:bookmarkEnd w:id="86"/>
+    <w:bookmarkEnd w:id="90"/>
     <w:p>
       <w:pPr>
         <w:pStyle w:val="FirstParagraph"/>
@@ -28488,7 +29074,7 @@
       <w:r>
         <w:t xml:space="preserve"> </w:t>
       </w:r>
-      <w:hyperlink r:id="rId75">
+      <w:hyperlink r:id="rId79">
         <w:r>
           <w:rPr>
             <w:rStyle w:val="Hyperlink"/>
@@ -28520,7 +29106,7 @@
         <w:t xml:space="preserve">every region that arises in these notes is in it.</w:t>
       </w:r>
     </w:p>
-    <w:bookmarkStart w:id="87" w:name="exm-joint-pdf"/>
+    <w:bookmarkStart w:id="91" w:name="exm-joint-pdf"/>
     <w:p>
       <w:pPr>
         <w:pStyle w:val="BodyText"/>
@@ -29157,8 +29743,8 @@
         </m:oMath>
       </m:oMathPara>
     </w:p>
-    <w:bookmarkEnd w:id="87"/>
-    <w:bookmarkStart w:id="88" w:name="thm-no-joint-density-diagonal"/>
+    <w:bookmarkEnd w:id="91"/>
+    <w:bookmarkStart w:id="92" w:name="thm-no-joint-density-diagonal"/>
     <w:p>
       <w:pPr>
         <w:pStyle w:val="FirstParagraph"/>
@@ -29246,7 +29832,7 @@
         <w:t xml:space="preserve">.</w:t>
       </w:r>
     </w:p>
-    <w:bookmarkEnd w:id="88"/>
+    <w:bookmarkEnd w:id="92"/>
     <w:p>
       <w:pPr>
         <w:pStyle w:val="BodyText"/>
@@ -30313,7 +30899,7 @@
       <w:r>
         <w:t xml:space="preserve">(</w:t>
       </w:r>
-      <w:hyperlink r:id="rId89">
+      <w:hyperlink r:id="rId93">
         <w:r>
           <w:rPr>
             <w:rStyle w:val="Hyperlink"/>
@@ -30334,7 +30920,7 @@
         <w:t xml:space="preserve">, Theorem 18.3).</w:t>
       </w:r>
     </w:p>
-    <w:bookmarkStart w:id="90" w:name="thm-marginal-density"/>
+    <w:bookmarkStart w:id="94" w:name="thm-marginal-density"/>
     <w:p>
       <w:pPr>
         <w:pStyle w:val="BodyText"/>
@@ -30561,7 +31147,7 @@
         </m:oMath>
       </m:oMathPara>
     </w:p>
-    <w:bookmarkEnd w:id="90"/>
+    <w:bookmarkEnd w:id="94"/>
     <w:p>
       <w:pPr>
         <w:pStyle w:val="FirstParagraph"/>
@@ -31329,7 +31915,7 @@
       <w:r>
         <w:t xml:space="preserve">(</w:t>
       </w:r>
-      <w:hyperlink r:id="rId89">
+      <w:hyperlink r:id="rId93">
         <w:r>
           <w:rPr>
             <w:rStyle w:val="Hyperlink"/>
@@ -31393,7 +31979,7 @@
         <w:t xml:space="preserve">.</w:t>
       </w:r>
     </w:p>
-    <w:bookmarkStart w:id="91" w:name="exm-marginal-density"/>
+    <w:bookmarkStart w:id="95" w:name="exm-marginal-density"/>
     <w:p>
       <w:pPr>
         <w:pStyle w:val="BodyText"/>
@@ -32079,8 +32665,8 @@
         <w:t xml:space="preserve">.</w:t>
       </w:r>
     </w:p>
-    <w:bookmarkEnd w:id="91"/>
-    <w:bookmarkStart w:id="92" w:name="def-joint-density-mass"/>
+    <w:bookmarkEnd w:id="95"/>
+    <w:bookmarkStart w:id="96" w:name="def-joint-density-mass"/>
     <w:p>
       <w:pPr>
         <w:pStyle w:val="BodyText"/>
@@ -32548,7 +33134,7 @@
         </m:oMath>
       </m:oMathPara>
     </w:p>
-    <w:bookmarkEnd w:id="92"/>
+    <w:bookmarkEnd w:id="96"/>
     <w:p>
       <w:pPr>
         <w:pStyle w:val="FirstParagraph"/>
@@ -32740,7 +33326,7 @@
         <w:t xml:space="preserve">.</w:t>
       </w:r>
     </w:p>
-    <w:bookmarkStart w:id="93" w:name="cor-joint-density-mass-marginal"/>
+    <w:bookmarkStart w:id="97" w:name="cor-joint-density-mass-marginal"/>
     <w:p>
       <w:pPr>
         <w:pStyle w:val="BodyText"/>
@@ -33003,7 +33589,7 @@
         </m:oMath>
       </m:oMathPara>
     </w:p>
-    <w:bookmarkEnd w:id="93"/>
+    <w:bookmarkEnd w:id="97"/>
     <w:p>
       <w:pPr>
         <w:pStyle w:val="FirstParagraph"/>
@@ -33561,7 +34147,7 @@
         </m:oMath>
       </m:oMathPara>
     </w:p>
-    <w:bookmarkStart w:id="94" w:name="exm-joint-density-mass"/>
+    <w:bookmarkStart w:id="98" w:name="exm-joint-density-mass"/>
     <w:p>
       <w:pPr>
         <w:pStyle w:val="FirstParagraph"/>
@@ -34181,8 +34767,8 @@
         </m:oMath>
       </m:oMathPara>
     </w:p>
-    <w:bookmarkEnd w:id="94"/>
-    <w:bookmarkStart w:id="97" w:name="sec-joint-marginal"/>
+    <w:bookmarkEnd w:id="98"/>
+    <w:bookmarkStart w:id="101" w:name="sec-joint-marginal"/>
     <w:p>
       <w:pPr>
         <w:pStyle w:val="Heading3"/>
@@ -35213,7 +35799,7 @@
         <w:t xml:space="preserve">.</w:t>
       </w:r>
     </w:p>
-    <w:bookmarkStart w:id="96" w:name="exm-meteorite"/>
+    <w:bookmarkStart w:id="100" w:name="exm-meteorite"/>
     <w:p>
       <w:pPr>
         <w:pStyle w:val="BodyText"/>
@@ -35503,7 +36089,7 @@
       <w:tr>
         <w:tc>
           <w:tcPr/>
-          <w:bookmarkStart w:id="95" w:name="tbl-meteorite"/>
+          <w:bookmarkStart w:id="99" w:name="tbl-meteorite"/>
           <w:p>
             <w:pPr>
               <w:jc w:val="center"/>
@@ -35925,7 +36511,7 @@
               </w:tc>
             </w:tr>
           </w:tbl>
-          <w:bookmarkEnd w:id="95"/>
+          <w:bookmarkEnd w:id="99"/>
           <w:p/>
         </w:tc>
       </w:tr>
@@ -36444,9 +37030,9 @@
         <w:t xml:space="preserve">), so having one is very weak evidence that an astronomical rarity occurred.</w:t>
       </w:r>
     </w:p>
-    <w:bookmarkEnd w:id="96"/>
-    <w:bookmarkEnd w:id="97"/>
-    <w:bookmarkStart w:id="106" w:name="sec-continuous-distributions"/>
+    <w:bookmarkEnd w:id="100"/>
+    <w:bookmarkEnd w:id="101"/>
+    <w:bookmarkStart w:id="110" w:name="sec-continuous-distributions"/>
     <w:p>
       <w:pPr>
         <w:pStyle w:val="Heading3"/>
@@ -36871,7 +37457,7 @@
         </m:oMath>
       </m:oMathPara>
     </w:p>
-    <w:bookmarkStart w:id="98" w:name="thm-zero-point-prob"/>
+    <w:bookmarkStart w:id="102" w:name="thm-zero-point-prob"/>
     <w:p>
       <w:pPr>
         <w:pStyle w:val="FirstParagraph"/>
@@ -36965,7 +37551,7 @@
         </m:oMath>
       </m:oMathPara>
     </w:p>
-    <w:bookmarkEnd w:id="98"/>
+    <w:bookmarkEnd w:id="102"/>
     <w:p>
       <w:pPr>
         <w:pStyle w:val="FirstParagraph"/>
@@ -37608,18 +38194,18 @@
                 <wp:inline>
                   <wp:extent cx="152400" cy="152400"/>
                   <wp:effectExtent b="0" l="0" r="0" t="0"/>
-                  <wp:docPr descr="" title="" id="100" name="Picture"/>
+                  <wp:docPr descr="" title="" id="104" name="Picture"/>
                   <a:graphic>
                     <a:graphicData uri="http://schemas.openxmlformats.org/drawingml/2006/picture">
                       <pic:pic>
                         <pic:nvPicPr>
-                          <pic:cNvPr descr="/opt/quarto/share/formats/docx/tip.png" id="101" name="Picture"/>
+                          <pic:cNvPr descr="/opt/quarto/share/formats/docx/tip.png" id="105" name="Picture"/>
                           <pic:cNvPicPr>
                             <a:picLocks noChangeArrowheads="1" noChangeAspect="1"/>
                           </pic:cNvPicPr>
                         </pic:nvPicPr>
                         <pic:blipFill>
-                          <a:blip r:embed="rId99"/>
+                          <a:blip r:embed="rId103"/>
                           <a:stretch>
                             <a:fillRect/>
                           </a:stretch>
@@ -37681,7 +38267,7 @@
             <w:r>
               <w:t xml:space="preserve"> </w:t>
             </w:r>
-            <w:hyperlink r:id="rId102">
+            <w:hyperlink r:id="rId106">
               <w:r>
                 <w:rPr>
                   <w:rStyle w:val="Hyperlink"/>
@@ -37719,7 +38305,7 @@
             <w:r>
               <w:t xml:space="preserve"> </w:t>
             </w:r>
-            <w:hyperlink r:id="rId103">
+            <w:hyperlink r:id="rId107">
               <w:r>
                 <w:rPr>
                   <w:rStyle w:val="Hyperlink"/>
@@ -37745,7 +38331,7 @@
       <w:r>
         <w:t xml:space="preserve"> </w:t>
       </w:r>
-      <w:hyperlink r:id="rId104">
+      <w:hyperlink r:id="rId108">
         <w:r>
           <w:rPr>
             <w:rStyle w:val="Hyperlink"/>
@@ -37762,7 +38348,7 @@
       <w:r>
         <w:t xml:space="preserve"> </w:t>
       </w:r>
-      <w:hyperlink r:id="rId105">
+      <w:hyperlink r:id="rId109">
         <w:r>
           <w:rPr>
             <w:rStyle w:val="Hyperlink"/>
@@ -37792,9 +38378,9 @@
         <w:t xml:space="preserve">.</w:t>
       </w:r>
     </w:p>
-    <w:bookmarkEnd w:id="106"/>
-    <w:bookmarkEnd w:id="107"/>
-    <w:bookmarkStart w:id="127" w:name="sec-prob-haz"/>
+    <w:bookmarkEnd w:id="110"/>
+    <w:bookmarkEnd w:id="111"/>
+    <w:bookmarkStart w:id="131" w:name="sec-prob-haz"/>
     <w:p>
       <w:pPr>
         <w:pStyle w:val="Heading2"/>
@@ -37803,7 +38389,7 @@
         <w:t xml:space="preserve">3 Survival, hazard, and cumulative hazard functions</w:t>
       </w:r>
     </w:p>
-    <w:bookmarkStart w:id="108" w:name="def-surv-fn"/>
+    <w:bookmarkStart w:id="112" w:name="def-surv-fn"/>
     <w:p>
       <w:pPr>
         <w:pStyle w:val="FirstParagraph"/>
@@ -38016,7 +38602,7 @@
         </m:oMath>
       </m:oMathPara>
     </w:p>
-    <w:bookmarkEnd w:id="108"/>
+    <w:bookmarkEnd w:id="112"/>
     <w:p>
       <w:pPr>
         <w:pStyle w:val="FirstParagraph"/>
@@ -38110,7 +38696,7 @@
         <w:t xml:space="preserve">The definition itself applies to any random variable.</w:t>
       </w:r>
     </w:p>
-    <w:bookmarkStart w:id="109" w:name="thm-survival-expressions-1"/>
+    <w:bookmarkStart w:id="113" w:name="thm-survival-expressions-1"/>
     <w:p>
       <w:pPr>
         <w:pStyle w:val="BodyText"/>
@@ -38403,7 +38989,7 @@
         </m:oMath>
       </m:oMathPara>
     </w:p>
-    <w:bookmarkEnd w:id="109"/>
+    <w:bookmarkEnd w:id="113"/>
     <w:p>
       <w:pPr>
         <w:pStyle w:val="FirstParagraph"/>
@@ -39126,7 +39712,7 @@
         </m:oMath>
       </m:oMathPara>
     </w:p>
-    <w:bookmarkStart w:id="110" w:name="exm-exp-survfn"/>
+    <w:bookmarkStart w:id="114" w:name="exm-exp-survfn"/>
     <w:p>
       <w:pPr>
         <w:pStyle w:val="FirstParagraph"/>
@@ -40032,8 +40618,8 @@
         <w:t xml:space="preserve">.</w:t>
       </w:r>
     </w:p>
-    <w:bookmarkEnd w:id="110"/>
-    <w:bookmarkStart w:id="112" w:name="def-hazard"/>
+    <w:bookmarkEnd w:id="114"/>
+    <w:bookmarkStart w:id="116" w:name="def-hazard"/>
     <w:p>
       <w:pPr>
         <w:pStyle w:val="BodyText"/>
@@ -40250,7 +40836,7 @@
       <w:r>
         <w:t xml:space="preserve"> </w:t>
       </w:r>
-      <w:hyperlink r:id="rId111">
+      <w:hyperlink r:id="rId115">
         <w:r>
           <w:rPr>
             <w:rStyle w:val="Hyperlink"/>
@@ -40482,7 +41068,7 @@
         </m:oMath>
       </m:oMathPara>
     </w:p>
-    <w:bookmarkEnd w:id="112"/>
+    <w:bookmarkEnd w:id="116"/>
     <w:p>
       <w:pPr>
         <w:pStyle w:val="FirstParagraph"/>
@@ -41152,7 +41738,7 @@
         <w:t xml:space="preserve">The math is identical; only the name changes with the valence of the event.</w:t>
       </w:r>
     </w:p>
-    <w:bookmarkStart w:id="114" w:name="exm-hazard-exceeds-one"/>
+    <w:bookmarkStart w:id="118" w:name="exm-hazard-exceeds-one"/>
     <w:p>
       <w:pPr>
         <w:pStyle w:val="BodyText"/>
@@ -42660,7 +43246,7 @@
       <w:r>
         <w:t xml:space="preserve"> </w:t>
       </w:r>
-      <w:hyperlink r:id="rId113">
+      <w:hyperlink r:id="rId117">
         <w:r>
           <w:rPr>
             <w:rStyle w:val="Hyperlink"/>
@@ -43264,8 +43850,8 @@
         <w:t xml:space="preserve">a hazard is a rate, not a probability.</w:t>
       </w:r>
     </w:p>
-    <w:bookmarkEnd w:id="114"/>
-    <w:bookmarkStart w:id="115" w:name="def-discrete-hazard"/>
+    <w:bookmarkEnd w:id="118"/>
+    <w:bookmarkStart w:id="119" w:name="def-discrete-hazard"/>
     <w:p>
       <w:pPr>
         <w:pStyle w:val="BodyText"/>
@@ -43397,7 +43983,7 @@
       <w:r>
         <w:t xml:space="preserve"> </w:t>
       </w:r>
-      <w:hyperlink r:id="rId111">
+      <w:hyperlink r:id="rId115">
         <w:r>
           <w:rPr>
             <w:rStyle w:val="Hyperlink"/>
@@ -43517,8 +44103,8 @@
         </m:oMath>
       </m:oMathPara>
     </w:p>
-    <w:bookmarkEnd w:id="115"/>
-    <w:bookmarkStart w:id="116" w:name="exm-discrete-hazard"/>
+    <w:bookmarkEnd w:id="119"/>
+    <w:bookmarkStart w:id="120" w:name="exm-discrete-hazard"/>
     <w:p>
       <w:pPr>
         <w:pStyle w:val="FirstParagraph"/>
@@ -44262,8 +44848,8 @@
         <w:t xml:space="preserve">having gone without a six so far does not change the chance of a six on the next roll.</w:t>
       </w:r>
     </w:p>
-    <w:bookmarkEnd w:id="116"/>
-    <w:bookmarkStart w:id="117" w:name="cor-discrete-hazard-unit-interval"/>
+    <w:bookmarkEnd w:id="120"/>
+    <w:bookmarkStart w:id="121" w:name="cor-discrete-hazard-unit-interval"/>
     <w:p>
       <w:pPr>
         <w:pStyle w:val="BodyText"/>
@@ -44495,7 +45081,7 @@
         </m:oMath>
       </m:oMathPara>
     </w:p>
-    <w:bookmarkEnd w:id="117"/>
+    <w:bookmarkEnd w:id="121"/>
     <w:p>
       <w:pPr>
         <w:pStyle w:val="FirstParagraph"/>
@@ -45221,7 +45807,7 @@
         <w:t xml:space="preserve">the discrete-time hazard is a probability.</w:t>
       </w:r>
     </w:p>
-    <w:bookmarkStart w:id="118" w:name="thm-hazard-dens-surv"/>
+    <w:bookmarkStart w:id="122" w:name="thm-hazard-dens-surv"/>
     <w:p>
       <w:pPr>
         <w:pStyle w:val="BodyText"/>
@@ -45493,7 +46079,7 @@
         </m:oMath>
       </m:oMathPara>
     </w:p>
-    <w:bookmarkEnd w:id="118"/>
+    <w:bookmarkEnd w:id="122"/>
     <w:p>
       <w:pPr>
         <w:pStyle w:val="FirstParagraph"/>
@@ -45696,7 +46282,7 @@
       <w:r>
         <w:t xml:space="preserve"> </w:t>
       </w:r>
-      <w:hyperlink r:id="rId113">
+      <w:hyperlink r:id="rId117">
         <w:r>
           <w:rPr>
             <w:rStyle w:val="Hyperlink"/>
@@ -47056,7 +47642,7 @@
         </m:oMath>
       </m:oMathPara>
     </w:p>
-    <w:bookmarkStart w:id="119" w:name="exm-exp-haz"/>
+    <w:bookmarkStart w:id="123" w:name="exm-exp-haz"/>
     <w:p>
       <w:pPr>
         <w:pStyle w:val="FirstParagraph"/>
@@ -47776,8 +48362,8 @@
         <w:t xml:space="preserve">.</w:t>
       </w:r>
     </w:p>
-    <w:bookmarkEnd w:id="119"/>
-    <w:bookmarkStart w:id="120" w:name="def-cuhaz"/>
+    <w:bookmarkEnd w:id="123"/>
+    <w:bookmarkStart w:id="124" w:name="def-cuhaz"/>
     <w:p>
       <w:pPr>
         <w:pStyle w:val="BodyText"/>
@@ -48041,8 +48627,8 @@
         </m:oMath>
       </m:oMathPara>
     </w:p>
-    <w:bookmarkEnd w:id="120"/>
-    <w:bookmarkStart w:id="121" w:name="exm-exp-cumhaz"/>
+    <w:bookmarkEnd w:id="124"/>
+    <w:bookmarkStart w:id="125" w:name="exm-exp-cumhaz"/>
     <w:p>
       <w:pPr>
         <w:pStyle w:val="FirstParagraph"/>
@@ -48506,8 +49092,8 @@
         <w:t xml:space="preserve">.</w:t>
       </w:r>
     </w:p>
-    <w:bookmarkEnd w:id="121"/>
-    <w:bookmarkStart w:id="122" w:name="cor-cuhaz-nonneg"/>
+    <w:bookmarkEnd w:id="125"/>
+    <w:bookmarkStart w:id="126" w:name="cor-cuhaz-nonneg"/>
     <w:p>
       <w:pPr>
         <w:pStyle w:val="BodyText"/>
@@ -48745,7 +49331,7 @@
         </m:oMath>
       </m:oMathPara>
     </w:p>
-    <w:bookmarkEnd w:id="122"/>
+    <w:bookmarkEnd w:id="126"/>
     <w:p>
       <w:pPr>
         <w:pStyle w:val="FirstParagraph"/>
@@ -50418,7 +51004,7 @@
         <w:t xml:space="preserve">is the form most survival-analysis texts use.</w:t>
       </w:r>
     </w:p>
-    <w:bookmarkStart w:id="124" w:name="cor-surv-int-haz"/>
+    <w:bookmarkStart w:id="128" w:name="cor-surv-int-haz"/>
     <w:p>
       <w:pPr>
         <w:pStyle w:val="BodyText"/>
@@ -50629,7 +51215,7 @@
       <w:pPr>
         <w:pStyle w:val="BodyText"/>
       </w:pPr>
-      <w:bookmarkStart w:id="123" w:name="eq-surv-int-haz"/>
+      <w:bookmarkStart w:id="127" w:name="eq-surv-int-haz"/>
       <m:oMathPara>
         <m:oMathParaPr>
           <m:jc m:val="center"/>
@@ -50731,9 +51317,9 @@
           </m:r>
         </m:oMath>
       </m:oMathPara>
-      <w:bookmarkEnd w:id="123"/>
+      <w:bookmarkEnd w:id="127"/>
     </w:p>
-    <w:bookmarkEnd w:id="124"/>
+    <w:bookmarkEnd w:id="128"/>
     <w:p>
       <w:pPr>
         <w:pStyle w:val="FirstParagraph"/>
@@ -52309,7 +52895,7 @@
         <w:t xml:space="preserve">.</w:t>
       </w:r>
     </w:p>
-    <w:bookmarkStart w:id="125" w:name="exm-exp-surv-int-haz"/>
+    <w:bookmarkStart w:id="129" w:name="exm-exp-surv-int-haz"/>
     <w:p>
       <w:pPr>
         <w:pStyle w:val="BodyText"/>
@@ -52596,7 +53182,7 @@
         <w:t xml:space="preserve">.</w:t>
       </w:r>
     </w:p>
-    <w:bookmarkEnd w:id="125"/>
+    <w:bookmarkEnd w:id="129"/>
     <w:tbl>
       <w:tblPr>
         <w:tblStyle w:val="Table"/>
@@ -52610,7 +53196,7 @@
       <w:tr>
         <w:tc>
           <w:tcPr/>
-          <w:bookmarkStart w:id="126" w:name="tbl-prob-dist-fns"/>
+          <w:bookmarkStart w:id="130" w:name="tbl-prob-dist-fns"/>
           <w:p>
             <w:pPr>
               <w:jc w:val="center"/>
@@ -53581,7 +54167,7 @@
               </w:tc>
             </w:tr>
           </w:tbl>
-          <w:bookmarkEnd w:id="126"/>
+          <w:bookmarkEnd w:id="130"/>
           <w:p/>
         </w:tc>
       </w:tr>
@@ -54547,8 +55133,8 @@
         </m:oMath>
       </m:oMathPara>
     </w:p>
-    <w:bookmarkEnd w:id="127"/>
-    <w:bookmarkStart w:id="147" w:name="references"/>
+    <w:bookmarkEnd w:id="131"/>
+    <w:bookmarkStart w:id="151" w:name="references"/>
     <w:p>
       <w:pPr>
         <w:pStyle w:val="Heading2"/>
@@ -54557,8 +55143,8 @@
         <w:t xml:space="preserve">References</w:t>
       </w:r>
     </w:p>
-    <w:bookmarkStart w:id="146" w:name="refs"/>
-    <w:bookmarkStart w:id="129" w:name="ref-fiveminuteai_probstat"/>
+    <w:bookmarkStart w:id="150" w:name="refs"/>
+    <w:bookmarkStart w:id="133" w:name="ref-fiveminuteai_probstat"/>
     <w:p>
       <w:pPr>
         <w:pStyle w:val="Bibliography"/>
@@ -54582,7 +55168,7 @@
       <w:r>
         <w:t xml:space="preserve"> </w:t>
       </w:r>
-      <w:hyperlink r:id="rId128">
+      <w:hyperlink r:id="rId132">
         <w:r>
           <w:rPr>
             <w:rStyle w:val="Hyperlink"/>
@@ -54594,8 +55180,8 @@
         <w:t xml:space="preserve">.</w:t>
       </w:r>
     </w:p>
-    <w:bookmarkEnd w:id="129"/>
-    <w:bookmarkStart w:id="130" w:name="ref-billingsley1995probability"/>
+    <w:bookmarkEnd w:id="133"/>
+    <w:bookmarkStart w:id="134" w:name="ref-billingsley1995probability"/>
     <w:p>
       <w:pPr>
         <w:pStyle w:val="Bibliography"/>
@@ -54617,8 +55203,8 @@
         <w:t xml:space="preserve">. 3rd ed. Wiley Series in Probability and Mathematical Statistics. Wiley.</w:t>
       </w:r>
     </w:p>
-    <w:bookmarkEnd w:id="130"/>
-    <w:bookmarkStart w:id="132" w:name="ref-CaseBerg01"/>
+    <w:bookmarkEnd w:id="134"/>
+    <w:bookmarkStart w:id="136" w:name="ref-CaseBerg01"/>
     <w:p>
       <w:pPr>
         <w:pStyle w:val="Bibliography"/>
@@ -54642,7 +55228,7 @@
       <w:r>
         <w:t xml:space="preserve"> </w:t>
       </w:r>
-      <w:hyperlink r:id="rId131">
+      <w:hyperlink r:id="rId135">
         <w:r>
           <w:rPr>
             <w:rStyle w:val="Hyperlink"/>
@@ -54654,8 +55240,8 @@
         <w:t xml:space="preserve">.</w:t>
       </w:r>
     </w:p>
-    <w:bookmarkEnd w:id="132"/>
-    <w:bookmarkStart w:id="134" w:name="ref-dobson4e"/>
+    <w:bookmarkEnd w:id="136"/>
+    <w:bookmarkStart w:id="138" w:name="ref-dobson4e"/>
     <w:p>
       <w:pPr>
         <w:pStyle w:val="Bibliography"/>
@@ -54679,7 +55265,7 @@
       <w:r>
         <w:t xml:space="preserve"> </w:t>
       </w:r>
-      <w:hyperlink r:id="rId133">
+      <w:hyperlink r:id="rId137">
         <w:r>
           <w:rPr>
             <w:rStyle w:val="Hyperlink"/>
@@ -54691,8 +55277,8 @@
         <w:t xml:space="preserve">.</w:t>
       </w:r>
     </w:p>
-    <w:bookmarkEnd w:id="134"/>
-    <w:bookmarkStart w:id="135" w:name="ref-hutchinson2024data471"/>
+    <w:bookmarkEnd w:id="138"/>
+    <w:bookmarkStart w:id="139" w:name="ref-hutchinson2024data471"/>
     <w:p>
       <w:pPr>
         <w:pStyle w:val="Bibliography"/>
@@ -54728,8 +55314,8 @@
         <w:t xml:space="preserve">. Western Washington University.</w:t>
       </w:r>
     </w:p>
-    <w:bookmarkEnd w:id="135"/>
-    <w:bookmarkStart w:id="137" w:name="ref-hutchinson_wwu_ml_videos"/>
+    <w:bookmarkEnd w:id="139"/>
+    <w:bookmarkStart w:id="141" w:name="ref-hutchinson_wwu_ml_videos"/>
     <w:p>
       <w:pPr>
         <w:pStyle w:val="Bibliography"/>
@@ -54795,7 +55381,7 @@
       <w:r>
         <w:t xml:space="preserve"> </w:t>
       </w:r>
-      <w:hyperlink r:id="rId136">
+      <w:hyperlink r:id="rId140">
         <w:r>
           <w:rPr>
             <w:rStyle w:val="Hyperlink"/>
@@ -54807,8 +55393,8 @@
         <w:t xml:space="preserve">.</w:t>
       </w:r>
     </w:p>
-    <w:bookmarkEnd w:id="137"/>
-    <w:bookmarkStart w:id="138" w:name="ref-kalbfleisch2011statistical"/>
+    <w:bookmarkEnd w:id="141"/>
+    <w:bookmarkStart w:id="142" w:name="ref-kalbfleisch2011statistical"/>
     <w:p>
       <w:pPr>
         <w:pStyle w:val="Bibliography"/>
@@ -54830,8 +55416,8 @@
         <w:t xml:space="preserve">. John Wiley &amp; Sons.</w:t>
       </w:r>
     </w:p>
-    <w:bookmarkEnd w:id="138"/>
-    <w:bookmarkStart w:id="140" w:name="ref-klein2003survival"/>
+    <w:bookmarkEnd w:id="142"/>
+    <w:bookmarkStart w:id="144" w:name="ref-klein2003survival"/>
     <w:p>
       <w:pPr>
         <w:pStyle w:val="Bibliography"/>
@@ -54855,7 +55441,7 @@
       <w:r>
         <w:t xml:space="preserve"> </w:t>
       </w:r>
-      <w:hyperlink r:id="rId139">
+      <w:hyperlink r:id="rId143">
         <w:r>
           <w:rPr>
             <w:rStyle w:val="Hyperlink"/>
@@ -54867,8 +55453,8 @@
         <w:t xml:space="preserve">.</w:t>
       </w:r>
     </w:p>
-    <w:bookmarkEnd w:id="140"/>
-    <w:bookmarkStart w:id="142" w:name="ref-kleinbaum2012survival"/>
+    <w:bookmarkEnd w:id="144"/>
+    <w:bookmarkStart w:id="146" w:name="ref-kleinbaum2012survival"/>
     <w:p>
       <w:pPr>
         <w:pStyle w:val="Bibliography"/>
@@ -54892,7 +55478,7 @@
       <w:r>
         <w:t xml:space="preserve"> </w:t>
       </w:r>
-      <w:hyperlink r:id="rId141">
+      <w:hyperlink r:id="rId145">
         <w:r>
           <w:rPr>
             <w:rStyle w:val="Hyperlink"/>
@@ -54904,8 +55490,8 @@
         <w:t xml:space="preserve">.</w:t>
       </w:r>
     </w:p>
-    <w:bookmarkEnd w:id="142"/>
-    <w:bookmarkStart w:id="143" w:name="ref-me4"/>
+    <w:bookmarkEnd w:id="146"/>
+    <w:bookmarkStart w:id="147" w:name="ref-me4"/>
     <w:p>
       <w:pPr>
         <w:pStyle w:val="Bibliography"/>
@@ -54927,8 +55513,8 @@
         <w:t xml:space="preserve">. Fourth edition. Wolters Kluwer.</w:t>
       </w:r>
     </w:p>
-    <w:bookmarkEnd w:id="143"/>
-    <w:bookmarkStart w:id="145" w:name="ref-vittinghoff2e"/>
+    <w:bookmarkEnd w:id="147"/>
+    <w:bookmarkStart w:id="149" w:name="ref-vittinghoff2e"/>
     <w:p>
       <w:pPr>
         <w:pStyle w:val="Bibliography"/>
@@ -54952,7 +55538,7 @@
       <w:r>
         <w:t xml:space="preserve"> </w:t>
       </w:r>
-      <w:hyperlink r:id="rId144">
+      <w:hyperlink r:id="rId148">
         <w:r>
           <w:rPr>
             <w:rStyle w:val="Hyperlink"/>
@@ -54964,9 +55550,9 @@
         <w:t xml:space="preserve">.</w:t>
       </w:r>
     </w:p>
-    <w:bookmarkEnd w:id="145"/>
-    <w:bookmarkEnd w:id="146"/>
-    <w:bookmarkEnd w:id="147"/>
+    <w:bookmarkEnd w:id="149"/>
+    <w:bookmarkEnd w:id="150"/>
+    <w:bookmarkEnd w:id="151"/>
     <w:sectPr>
       <w:footnotePr>
         <w:numRestart w:val="eachSect"/>
